--- a/J.Matteo_resume_2025.docx
+++ b/J.Matteo_resume_2025.docx
@@ -659,45 +659,46 @@
               </wp:inline>
             </w:drawing>
           </mc:Choice>
-          <mc:Fallback xmlns:a="http://schemas.openxmlformats.org/drawingml/2006/main">
+          <mc:Fallback>
             <w:pict>
-              <v:group id="Group 3387" style="width:540.1pt;height:1.56pt;mso-position-horizontal-relative:char;mso-position-vertical-relative:line" coordsize="68592,198">
-                <v:shape id="Shape 3924" style="position:absolute;width:68580;height:196;left:0;top:0;" coordsize="6858000,19685" path="m0,0l6858000,0l6858000,19685l0,19685l0,0">
-                  <v:stroke weight="0pt" endcap="flat" joinstyle="miter" miterlimit="10" on="false" color="#000000" opacity="0"/>
-                  <v:fill on="true" color="#a0a0a0"/>
-                </v:shape>
-                <v:shape id="Shape 3925" style="position:absolute;width:91;height:91;left:0;top:0;" coordsize="9144,9144" path="m0,0l9144,0l9144,9144l0,9144l0,0">
-                  <v:stroke weight="0pt" endcap="flat" joinstyle="miter" miterlimit="10" on="false" color="#000000" opacity="0"/>
-                  <v:fill on="true" color="#a0a0a0"/>
-                </v:shape>
-                <v:shape id="Shape 3926" style="position:absolute;width:68531;height:91;left:30;top:0;" coordsize="6853174,9144" path="m0,0l6853174,0l6853174,9144l0,9144l0,0">
-                  <v:stroke weight="0pt" endcap="flat" joinstyle="miter" miterlimit="10" on="false" color="#000000" opacity="0"/>
-                  <v:fill on="true" color="#a0a0a0"/>
-                </v:shape>
-                <v:shape id="Shape 3927" style="position:absolute;width:91;height:91;left:68562;top:0;" coordsize="9144,9144" path="m0,0l9144,0l9144,9144l0,9144l0,0">
-                  <v:stroke weight="0pt" endcap="flat" joinstyle="miter" miterlimit="10" on="false" color="#000000" opacity="0"/>
-                  <v:fill on="true" color="#a0a0a0"/>
-                </v:shape>
-                <v:shape id="Shape 3928" style="position:absolute;width:91;height:137;left:0;top:30;" coordsize="9144,13716" path="m0,0l9144,0l9144,13716l0,13716l0,0">
-                  <v:stroke weight="0pt" endcap="flat" joinstyle="miter" miterlimit="10" on="false" color="#000000" opacity="0"/>
-                  <v:fill on="true" color="#a0a0a0"/>
-                </v:shape>
-                <v:shape id="Shape 3929" style="position:absolute;width:91;height:137;left:68562;top:30;" coordsize="9144,13716" path="m0,0l9144,0l9144,13716l0,13716l0,0">
-                  <v:stroke weight="0pt" endcap="flat" joinstyle="miter" miterlimit="10" on="false" color="#000000" opacity="0"/>
-                  <v:fill on="true" color="#e3e3e3"/>
-                </v:shape>
-                <v:shape id="Shape 3930" style="position:absolute;width:91;height:91;left:0;top:167;" coordsize="9144,9144" path="m0,0l9144,0l9144,9144l0,9144l0,0">
-                  <v:stroke weight="0pt" endcap="flat" joinstyle="miter" miterlimit="10" on="false" color="#000000" opacity="0"/>
-                  <v:fill on="true" color="#e3e3e3"/>
-                </v:shape>
-                <v:shape id="Shape 3931" style="position:absolute;width:68531;height:91;left:30;top:167;" coordsize="6853174,9144" path="m0,0l6853174,0l6853174,9144l0,9144l0,0">
-                  <v:stroke weight="0pt" endcap="flat" joinstyle="miter" miterlimit="10" on="false" color="#000000" opacity="0"/>
-                  <v:fill on="true" color="#e3e3e3"/>
-                </v:shape>
-                <v:shape id="Shape 3932" style="position:absolute;width:91;height:91;left:68562;top:167;" coordsize="9144,9144" path="m0,0l9144,0l9144,9144l0,9144l0,0">
-                  <v:stroke weight="0pt" endcap="flat" joinstyle="miter" miterlimit="10" on="false" color="#000000" opacity="0"/>
-                  <v:fill on="true" color="#e3e3e3"/>
-                </v:shape>
+              <v:group w14:anchorId="32BEC29B" id="Group 3387" o:spid="_x0000_s1026" style="width:540.1pt;height:1.55pt;mso-position-horizontal-relative:char;mso-position-vertical-relative:line" coordsize="68592,198" o:gfxdata="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">
+                <v:shape id="Shape 3915" o:spid="_x0000_s1027" style="position:absolute;width:68580;height:196;visibility:visible;mso-wrap-style:square;v-text-anchor:top" coordsize="6858000,19685" o:gfxdata="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" path="m,l6858000,r,19685l,19685,,e" fillcolor="#a0a0a0" stroked="f" strokeweight="0">
+                  <v:stroke miterlimit="83231f" joinstyle="miter"/>
+                  <v:path arrowok="t" textboxrect="0,0,6858000,19685"/>
+                </v:shape>
+                <v:shape id="Shape 3916" o:spid="_x0000_s1028" style="position:absolute;width:91;height:91;visibility:visible;mso-wrap-style:square;v-text-anchor:top" coordsize="9144,9144" o:gfxdata="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" path="m,l9144,r,9144l,9144,,e" fillcolor="#a0a0a0" stroked="f" strokeweight="0">
+                  <v:stroke miterlimit="83231f" joinstyle="miter"/>
+                  <v:path arrowok="t" textboxrect="0,0,9144,9144"/>
+                </v:shape>
+                <v:shape id="Shape 3917" o:spid="_x0000_s1029" style="position:absolute;left:30;width:68532;height:91;visibility:visible;mso-wrap-style:square;v-text-anchor:top" coordsize="6853174,9144" o:gfxdata="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" path="m,l6853174,r,9144l,9144,,e" fillcolor="#a0a0a0" stroked="f" strokeweight="0">
+                  <v:stroke miterlimit="83231f" joinstyle="miter"/>
+                  <v:path arrowok="t" textboxrect="0,0,6853174,9144"/>
+                </v:shape>
+                <v:shape id="Shape 3918" o:spid="_x0000_s1030" style="position:absolute;left:68562;width:91;height:91;visibility:visible;mso-wrap-style:square;v-text-anchor:top" coordsize="9144,9144" o:gfxdata="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" path="m,l9144,r,9144l,9144,,e" fillcolor="#a0a0a0" stroked="f" strokeweight="0">
+                  <v:stroke miterlimit="83231f" joinstyle="miter"/>
+                  <v:path arrowok="t" textboxrect="0,0,9144,9144"/>
+                </v:shape>
+                <v:shape id="Shape 3919" o:spid="_x0000_s1031" style="position:absolute;top:30;width:91;height:137;visibility:visible;mso-wrap-style:square;v-text-anchor:top" coordsize="9144,13716" o:gfxdata="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" path="m,l9144,r,13716l,13716,,e" fillcolor="#a0a0a0" stroked="f" strokeweight="0">
+                  <v:stroke miterlimit="83231f" joinstyle="miter"/>
+                  <v:path arrowok="t" textboxrect="0,0,9144,13716"/>
+                </v:shape>
+                <v:shape id="Shape 3920" o:spid="_x0000_s1032" style="position:absolute;left:68562;top:30;width:91;height:137;visibility:visible;mso-wrap-style:square;v-text-anchor:top" coordsize="9144,13716" o:gfxdata="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" path="m,l9144,r,13716l,13716,,e" fillcolor="#e3e3e3" stroked="f" strokeweight="0">
+                  <v:stroke miterlimit="83231f" joinstyle="miter"/>
+                  <v:path arrowok="t" textboxrect="0,0,9144,13716"/>
+                </v:shape>
+                <v:shape id="Shape 3921" o:spid="_x0000_s1033" style="position:absolute;top:167;width:91;height:92;visibility:visible;mso-wrap-style:square;v-text-anchor:top" coordsize="9144,9144" o:gfxdata="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" path="m,l9144,r,9144l,9144,,e" fillcolor="#e3e3e3" stroked="f" strokeweight="0">
+                  <v:stroke miterlimit="83231f" joinstyle="miter"/>
+                  <v:path arrowok="t" textboxrect="0,0,9144,9144"/>
+                </v:shape>
+                <v:shape id="Shape 3922" o:spid="_x0000_s1034" style="position:absolute;left:30;top:167;width:68532;height:92;visibility:visible;mso-wrap-style:square;v-text-anchor:top" coordsize="6853174,9144" o:gfxdata="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" path="m,l6853174,r,9144l,9144,,e" fillcolor="#e3e3e3" stroked="f" strokeweight="0">
+                  <v:stroke miterlimit="83231f" joinstyle="miter"/>
+                  <v:path arrowok="t" textboxrect="0,0,6853174,9144"/>
+                </v:shape>
+                <v:shape id="Shape 3923" o:spid="_x0000_s1035" style="position:absolute;left:68562;top:167;width:91;height:92;visibility:visible;mso-wrap-style:square;v-text-anchor:top" coordsize="9144,9144" o:gfxdata="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" path="m,l9144,r,9144l,9144,,e" fillcolor="#e3e3e3" stroked="f" strokeweight="0">
+                  <v:stroke miterlimit="83231f" joinstyle="miter"/>
+                  <v:path arrowok="t" textboxrect="0,0,9144,9144"/>
+                </v:shape>
+                <w10:anchorlock/>
               </v:group>
             </w:pict>
           </mc:Fallback>
@@ -1266,45 +1267,46 @@
               </wp:inline>
             </w:drawing>
           </mc:Choice>
-          <mc:Fallback xmlns:a="http://schemas.openxmlformats.org/drawingml/2006/main">
+          <mc:Fallback>
             <w:pict>
-              <v:group id="Group 3388" style="width:540.1pt;height:1.63pt;mso-position-horizontal-relative:char;mso-position-vertical-relative:line" coordsize="68592,207">
-                <v:shape id="Shape 3942" style="position:absolute;width:68580;height:203;left:0;top:0;" coordsize="6858000,20320" path="m0,0l6858000,0l6858000,20320l0,20320l0,0">
-                  <v:stroke weight="0pt" endcap="flat" joinstyle="miter" miterlimit="10" on="false" color="#000000" opacity="0"/>
-                  <v:fill on="true" color="#a0a0a0"/>
-                </v:shape>
-                <v:shape id="Shape 3943" style="position:absolute;width:91;height:91;left:0;top:8;" coordsize="9144,9144" path="m0,0l9144,0l9144,9144l0,9144l0,0">
-                  <v:stroke weight="0pt" endcap="flat" joinstyle="miter" miterlimit="10" on="false" color="#000000" opacity="0"/>
-                  <v:fill on="true" color="#a0a0a0"/>
-                </v:shape>
-                <v:shape id="Shape 3944" style="position:absolute;width:68531;height:91;left:30;top:8;" coordsize="6853174,9144" path="m0,0l6853174,0l6853174,9144l0,9144l0,0">
-                  <v:stroke weight="0pt" endcap="flat" joinstyle="miter" miterlimit="10" on="false" color="#000000" opacity="0"/>
-                  <v:fill on="true" color="#a0a0a0"/>
-                </v:shape>
-                <v:shape id="Shape 3945" style="position:absolute;width:91;height:91;left:68562;top:8;" coordsize="9144,9144" path="m0,0l9144,0l9144,9144l0,9144l0,0">
-                  <v:stroke weight="0pt" endcap="flat" joinstyle="miter" miterlimit="10" on="false" color="#000000" opacity="0"/>
-                  <v:fill on="true" color="#a0a0a0"/>
-                </v:shape>
-                <v:shape id="Shape 3946" style="position:absolute;width:91;height:137;left:0;top:39;" coordsize="9144,13716" path="m0,0l9144,0l9144,13716l0,13716l0,0">
-                  <v:stroke weight="0pt" endcap="flat" joinstyle="miter" miterlimit="10" on="false" color="#000000" opacity="0"/>
-                  <v:fill on="true" color="#a0a0a0"/>
-                </v:shape>
-                <v:shape id="Shape 3947" style="position:absolute;width:91;height:137;left:68562;top:39;" coordsize="9144,13716" path="m0,0l9144,0l9144,13716l0,13716l0,0">
-                  <v:stroke weight="0pt" endcap="flat" joinstyle="miter" miterlimit="10" on="false" color="#000000" opacity="0"/>
-                  <v:fill on="true" color="#e3e3e3"/>
-                </v:shape>
-                <v:shape id="Shape 3948" style="position:absolute;width:91;height:91;left:0;top:176;" coordsize="9144,9144" path="m0,0l9144,0l9144,9144l0,9144l0,0">
-                  <v:stroke weight="0pt" endcap="flat" joinstyle="miter" miterlimit="10" on="false" color="#000000" opacity="0"/>
-                  <v:fill on="true" color="#e3e3e3"/>
-                </v:shape>
-                <v:shape id="Shape 3949" style="position:absolute;width:68531;height:91;left:30;top:176;" coordsize="6853174,9144" path="m0,0l6853174,0l6853174,9144l0,9144l0,0">
-                  <v:stroke weight="0pt" endcap="flat" joinstyle="miter" miterlimit="10" on="false" color="#000000" opacity="0"/>
-                  <v:fill on="true" color="#e3e3e3"/>
-                </v:shape>
-                <v:shape id="Shape 3950" style="position:absolute;width:91;height:91;left:68562;top:176;" coordsize="9144,9144" path="m0,0l9144,0l9144,9144l0,9144l0,0">
-                  <v:stroke weight="0pt" endcap="flat" joinstyle="miter" miterlimit="10" on="false" color="#000000" opacity="0"/>
-                  <v:fill on="true" color="#e3e3e3"/>
-                </v:shape>
+              <v:group w14:anchorId="006E0502" id="Group 3388" o:spid="_x0000_s1026" style="width:540.1pt;height:1.65pt;mso-position-horizontal-relative:char;mso-position-vertical-relative:line" coordsize="68592,207" o:gfxdata="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">
+                <v:shape id="Shape 3933" o:spid="_x0000_s1027" style="position:absolute;width:68580;height:203;visibility:visible;mso-wrap-style:square;v-text-anchor:top" coordsize="6858000,20320" o:gfxdata="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" path="m,l6858000,r,20320l,20320,,e" fillcolor="#a0a0a0" stroked="f" strokeweight="0">
+                  <v:stroke miterlimit="83231f" joinstyle="miter"/>
+                  <v:path arrowok="t" textboxrect="0,0,6858000,20320"/>
+                </v:shape>
+                <v:shape id="Shape 3934" o:spid="_x0000_s1028" style="position:absolute;top:8;width:91;height:92;visibility:visible;mso-wrap-style:square;v-text-anchor:top" coordsize="9144,9144" o:gfxdata="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" path="m,l9144,r,9144l,9144,,e" fillcolor="#a0a0a0" stroked="f" strokeweight="0">
+                  <v:stroke miterlimit="83231f" joinstyle="miter"/>
+                  <v:path arrowok="t" textboxrect="0,0,9144,9144"/>
+                </v:shape>
+                <v:shape id="Shape 3935" o:spid="_x0000_s1029" style="position:absolute;left:30;top:8;width:68532;height:92;visibility:visible;mso-wrap-style:square;v-text-anchor:top" coordsize="6853174,9144" o:gfxdata="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" path="m,l6853174,r,9144l,9144,,e" fillcolor="#a0a0a0" stroked="f" strokeweight="0">
+                  <v:stroke miterlimit="83231f" joinstyle="miter"/>
+                  <v:path arrowok="t" textboxrect="0,0,6853174,9144"/>
+                </v:shape>
+                <v:shape id="Shape 3936" o:spid="_x0000_s1030" style="position:absolute;left:68562;top:8;width:91;height:92;visibility:visible;mso-wrap-style:square;v-text-anchor:top" coordsize="9144,9144" o:gfxdata="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" path="m,l9144,r,9144l,9144,,e" fillcolor="#a0a0a0" stroked="f" strokeweight="0">
+                  <v:stroke miterlimit="83231f" joinstyle="miter"/>
+                  <v:path arrowok="t" textboxrect="0,0,9144,9144"/>
+                </v:shape>
+                <v:shape id="Shape 3937" o:spid="_x0000_s1031" style="position:absolute;top:39;width:91;height:137;visibility:visible;mso-wrap-style:square;v-text-anchor:top" coordsize="9144,13716" o:gfxdata="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" path="m,l9144,r,13716l,13716,,e" fillcolor="#a0a0a0" stroked="f" strokeweight="0">
+                  <v:stroke miterlimit="83231f" joinstyle="miter"/>
+                  <v:path arrowok="t" textboxrect="0,0,9144,13716"/>
+                </v:shape>
+                <v:shape id="Shape 3938" o:spid="_x0000_s1032" style="position:absolute;left:68562;top:39;width:91;height:137;visibility:visible;mso-wrap-style:square;v-text-anchor:top" coordsize="9144,13716" o:gfxdata="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" path="m,l9144,r,13716l,13716,,e" fillcolor="#e3e3e3" stroked="f" strokeweight="0">
+                  <v:stroke miterlimit="83231f" joinstyle="miter"/>
+                  <v:path arrowok="t" textboxrect="0,0,9144,13716"/>
+                </v:shape>
+                <v:shape id="Shape 3939" o:spid="_x0000_s1033" style="position:absolute;top:176;width:91;height:91;visibility:visible;mso-wrap-style:square;v-text-anchor:top" coordsize="9144,9144" o:gfxdata="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" path="m,l9144,r,9144l,9144,,e" fillcolor="#e3e3e3" stroked="f" strokeweight="0">
+                  <v:stroke miterlimit="83231f" joinstyle="miter"/>
+                  <v:path arrowok="t" textboxrect="0,0,9144,9144"/>
+                </v:shape>
+                <v:shape id="Shape 3940" o:spid="_x0000_s1034" style="position:absolute;left:30;top:176;width:68532;height:91;visibility:visible;mso-wrap-style:square;v-text-anchor:top" coordsize="6853174,9144" o:gfxdata="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" path="m,l6853174,r,9144l,9144,,e" fillcolor="#e3e3e3" stroked="f" strokeweight="0">
+                  <v:stroke miterlimit="83231f" joinstyle="miter"/>
+                  <v:path arrowok="t" textboxrect="0,0,6853174,9144"/>
+                </v:shape>
+                <v:shape id="Shape 3941" o:spid="_x0000_s1035" style="position:absolute;left:68562;top:176;width:91;height:91;visibility:visible;mso-wrap-style:square;v-text-anchor:top" coordsize="9144,9144" o:gfxdata="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" path="m,l9144,r,9144l,9144,,e" fillcolor="#e3e3e3" stroked="f" strokeweight="0">
+                  <v:stroke miterlimit="83231f" joinstyle="miter"/>
+                  <v:path arrowok="t" textboxrect="0,0,9144,9144"/>
+                </v:shape>
+                <w10:anchorlock/>
               </v:group>
             </w:pict>
           </mc:Fallback>
@@ -1986,7 +1988,7 @@
           </mc:Choice>
           <mc:Fallback>
             <w:pict>
-              <v:group w14:anchorId="48006B5A" id="Group 11" o:spid="_x0000_s1026" style="width:540.1pt;height:1.6pt;mso-position-horizontal-relative:char;mso-position-vertical-relative:line" coordsize="68592,203" o:gfxdata="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">
+              <v:group w14:anchorId="75249F84" id="Group 11" o:spid="_x0000_s1026" style="width:540.1pt;height:1.6pt;mso-position-horizontal-relative:char;mso-position-vertical-relative:line" coordsize="68592,203" o:gfxdata="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">
                 <v:shape id="Shape 4041" o:spid="_x0000_s1027" style="position:absolute;width:68580;height:203;visibility:visible;mso-wrap-style:square;v-text-anchor:top" coordsize="6858000,20320" o:gfxdata="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" path="m,l6858000,r,20320l,20320,,e" fillcolor="#a0a0a0" stroked="f" strokeweight="0">
                   <v:stroke miterlimit="83231f" joinstyle="miter"/>
                   <v:path arrowok="t" textboxrect="0,0,6858000,20320"/>
@@ -2609,45 +2611,46 @@
               </wp:inline>
             </w:drawing>
           </mc:Choice>
-          <mc:Fallback xmlns:a="http://schemas.openxmlformats.org/drawingml/2006/main">
+          <mc:Fallback>
             <w:pict>
-              <v:group id="Group 3389" style="width:540.1pt;height:1.62pt;mso-position-horizontal-relative:char;mso-position-vertical-relative:line" coordsize="68592,205">
-                <v:shape id="Shape 3960" style="position:absolute;width:68580;height:196;left:0;top:0;" coordsize="6858000,19685" path="m0,0l6858000,0l6858000,19685l0,19685l0,0">
-                  <v:stroke weight="0pt" endcap="flat" joinstyle="miter" miterlimit="10" on="false" color="#000000" opacity="0"/>
-                  <v:fill on="true" color="#a0a0a0"/>
-                </v:shape>
-                <v:shape id="Shape 3961" style="position:absolute;width:91;height:91;left:0;top:7;" coordsize="9144,9144" path="m0,0l9144,0l9144,9144l0,9144l0,0">
-                  <v:stroke weight="0pt" endcap="flat" joinstyle="miter" miterlimit="10" on="false" color="#000000" opacity="0"/>
-                  <v:fill on="true" color="#a0a0a0"/>
-                </v:shape>
-                <v:shape id="Shape 3962" style="position:absolute;width:68531;height:91;left:30;top:7;" coordsize="6853174,9144" path="m0,0l6853174,0l6853174,9144l0,9144l0,0">
-                  <v:stroke weight="0pt" endcap="flat" joinstyle="miter" miterlimit="10" on="false" color="#000000" opacity="0"/>
-                  <v:fill on="true" color="#a0a0a0"/>
-                </v:shape>
-                <v:shape id="Shape 3963" style="position:absolute;width:91;height:91;left:68562;top:7;" coordsize="9144,9144" path="m0,0l9144,0l9144,9144l0,9144l0,0">
-                  <v:stroke weight="0pt" endcap="flat" joinstyle="miter" miterlimit="10" on="false" color="#000000" opacity="0"/>
-                  <v:fill on="true" color="#a0a0a0"/>
-                </v:shape>
-                <v:shape id="Shape 3964" style="position:absolute;width:91;height:137;left:0;top:38;" coordsize="9144,13716" path="m0,0l9144,0l9144,13716l0,13716l0,0">
-                  <v:stroke weight="0pt" endcap="flat" joinstyle="miter" miterlimit="10" on="false" color="#000000" opacity="0"/>
-                  <v:fill on="true" color="#a0a0a0"/>
-                </v:shape>
-                <v:shape id="Shape 3965" style="position:absolute;width:91;height:137;left:68562;top:38;" coordsize="9144,13716" path="m0,0l9144,0l9144,13716l0,13716l0,0">
-                  <v:stroke weight="0pt" endcap="flat" joinstyle="miter" miterlimit="10" on="false" color="#000000" opacity="0"/>
-                  <v:fill on="true" color="#e3e3e3"/>
-                </v:shape>
-                <v:shape id="Shape 3966" style="position:absolute;width:91;height:91;left:0;top:175;" coordsize="9144,9144" path="m0,0l9144,0l9144,9144l0,9144l0,0">
-                  <v:stroke weight="0pt" endcap="flat" joinstyle="miter" miterlimit="10" on="false" color="#000000" opacity="0"/>
-                  <v:fill on="true" color="#e3e3e3"/>
-                </v:shape>
-                <v:shape id="Shape 3967" style="position:absolute;width:68531;height:91;left:30;top:175;" coordsize="6853174,9144" path="m0,0l6853174,0l6853174,9144l0,9144l0,0">
-                  <v:stroke weight="0pt" endcap="flat" joinstyle="miter" miterlimit="10" on="false" color="#000000" opacity="0"/>
-                  <v:fill on="true" color="#e3e3e3"/>
-                </v:shape>
-                <v:shape id="Shape 3968" style="position:absolute;width:91;height:91;left:68562;top:175;" coordsize="9144,9144" path="m0,0l9144,0l9144,9144l0,9144l0,0">
-                  <v:stroke weight="0pt" endcap="flat" joinstyle="miter" miterlimit="10" on="false" color="#000000" opacity="0"/>
-                  <v:fill on="true" color="#e3e3e3"/>
-                </v:shape>
+              <v:group w14:anchorId="0710805C" id="Group 3389" o:spid="_x0000_s1026" style="width:540.1pt;height:1.6pt;mso-position-horizontal-relative:char;mso-position-vertical-relative:line" coordsize="68592,205" o:gfxdata="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">
+                <v:shape id="Shape 3951" o:spid="_x0000_s1027" style="position:absolute;width:68580;height:196;visibility:visible;mso-wrap-style:square;v-text-anchor:top" coordsize="6858000,19685" o:gfxdata="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" path="m,l6858000,r,19685l,19685,,e" fillcolor="#a0a0a0" stroked="f" strokeweight="0">
+                  <v:stroke miterlimit="83231f" joinstyle="miter"/>
+                  <v:path arrowok="t" textboxrect="0,0,6858000,19685"/>
+                </v:shape>
+                <v:shape id="Shape 3952" o:spid="_x0000_s1028" style="position:absolute;top:7;width:91;height:92;visibility:visible;mso-wrap-style:square;v-text-anchor:top" coordsize="9144,9144" o:gfxdata="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" path="m,l9144,r,9144l,9144,,e" fillcolor="#a0a0a0" stroked="f" strokeweight="0">
+                  <v:stroke miterlimit="83231f" joinstyle="miter"/>
+                  <v:path arrowok="t" textboxrect="0,0,9144,9144"/>
+                </v:shape>
+                <v:shape id="Shape 3953" o:spid="_x0000_s1029" style="position:absolute;left:30;top:7;width:68532;height:92;visibility:visible;mso-wrap-style:square;v-text-anchor:top" coordsize="6853174,9144" o:gfxdata="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" path="m,l6853174,r,9144l,9144,,e" fillcolor="#a0a0a0" stroked="f" strokeweight="0">
+                  <v:stroke miterlimit="83231f" joinstyle="miter"/>
+                  <v:path arrowok="t" textboxrect="0,0,6853174,9144"/>
+                </v:shape>
+                <v:shape id="Shape 3954" o:spid="_x0000_s1030" style="position:absolute;left:68562;top:7;width:91;height:92;visibility:visible;mso-wrap-style:square;v-text-anchor:top" coordsize="9144,9144" o:gfxdata="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" path="m,l9144,r,9144l,9144,,e" fillcolor="#a0a0a0" stroked="f" strokeweight="0">
+                  <v:stroke miterlimit="83231f" joinstyle="miter"/>
+                  <v:path arrowok="t" textboxrect="0,0,9144,9144"/>
+                </v:shape>
+                <v:shape id="Shape 3955" o:spid="_x0000_s1031" style="position:absolute;top:38;width:91;height:137;visibility:visible;mso-wrap-style:square;v-text-anchor:top" coordsize="9144,13716" o:gfxdata="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" path="m,l9144,r,13716l,13716,,e" fillcolor="#a0a0a0" stroked="f" strokeweight="0">
+                  <v:stroke miterlimit="83231f" joinstyle="miter"/>
+                  <v:path arrowok="t" textboxrect="0,0,9144,13716"/>
+                </v:shape>
+                <v:shape id="Shape 3956" o:spid="_x0000_s1032" style="position:absolute;left:68562;top:38;width:91;height:137;visibility:visible;mso-wrap-style:square;v-text-anchor:top" coordsize="9144,13716" o:gfxdata="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" path="m,l9144,r,13716l,13716,,e" fillcolor="#e3e3e3" stroked="f" strokeweight="0">
+                  <v:stroke miterlimit="83231f" joinstyle="miter"/>
+                  <v:path arrowok="t" textboxrect="0,0,9144,13716"/>
+                </v:shape>
+                <v:shape id="Shape 3957" o:spid="_x0000_s1033" style="position:absolute;top:175;width:91;height:91;visibility:visible;mso-wrap-style:square;v-text-anchor:top" coordsize="9144,9144" o:gfxdata="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" path="m,l9144,r,9144l,9144,,e" fillcolor="#e3e3e3" stroked="f" strokeweight="0">
+                  <v:stroke miterlimit="83231f" joinstyle="miter"/>
+                  <v:path arrowok="t" textboxrect="0,0,9144,9144"/>
+                </v:shape>
+                <v:shape id="Shape 3958" o:spid="_x0000_s1034" style="position:absolute;left:30;top:175;width:68532;height:91;visibility:visible;mso-wrap-style:square;v-text-anchor:top" coordsize="6853174,9144" o:gfxdata="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" path="m,l6853174,r,9144l,9144,,e" fillcolor="#e3e3e3" stroked="f" strokeweight="0">
+                  <v:stroke miterlimit="83231f" joinstyle="miter"/>
+                  <v:path arrowok="t" textboxrect="0,0,6853174,9144"/>
+                </v:shape>
+                <v:shape id="Shape 3959" o:spid="_x0000_s1035" style="position:absolute;left:68562;top:175;width:91;height:91;visibility:visible;mso-wrap-style:square;v-text-anchor:top" coordsize="9144,9144" o:gfxdata="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" path="m,l9144,r,9144l,9144,,e" fillcolor="#e3e3e3" stroked="f" strokeweight="0">
+                  <v:stroke miterlimit="83231f" joinstyle="miter"/>
+                  <v:path arrowok="t" textboxrect="0,0,9144,9144"/>
+                </v:shape>
+                <w10:anchorlock/>
               </v:group>
             </w:pict>
           </mc:Fallback>
@@ -2738,7 +2741,6 @@
           <w:noProof/>
           <w:sz w:val="22"/>
         </w:rPr>
-        <w:lastRenderedPageBreak/>
         <mc:AlternateContent>
           <mc:Choice Requires="wpg">
             <w:drawing>
@@ -3251,45 +3253,46 @@
               </wp:inline>
             </w:drawing>
           </mc:Choice>
-          <mc:Fallback xmlns:a="http://schemas.openxmlformats.org/drawingml/2006/main">
+          <mc:Fallback>
             <w:pict>
-              <v:group id="Group 3390" style="width:540.1pt;height:1.62994pt;mso-position-horizontal-relative:char;mso-position-vertical-relative:line" coordsize="68592,207">
-                <v:shape id="Shape 3978" style="position:absolute;width:68580;height:196;left:0;top:0;" coordsize="6858000,19684" path="m0,0l6858000,0l6858000,19684l0,19684l0,0">
-                  <v:stroke weight="0pt" endcap="flat" joinstyle="miter" miterlimit="10" on="false" color="#000000" opacity="0"/>
-                  <v:fill on="true" color="#a0a0a0"/>
-                </v:shape>
-                <v:shape id="Shape 3979" style="position:absolute;width:91;height:91;left:0;top:8;" coordsize="9144,9144" path="m0,0l9144,0l9144,9144l0,9144l0,0">
-                  <v:stroke weight="0pt" endcap="flat" joinstyle="miter" miterlimit="10" on="false" color="#000000" opacity="0"/>
-                  <v:fill on="true" color="#a0a0a0"/>
-                </v:shape>
-                <v:shape id="Shape 3980" style="position:absolute;width:68531;height:91;left:30;top:8;" coordsize="6853174,9144" path="m0,0l6853174,0l6853174,9144l0,9144l0,0">
-                  <v:stroke weight="0pt" endcap="flat" joinstyle="miter" miterlimit="10" on="false" color="#000000" opacity="0"/>
-                  <v:fill on="true" color="#a0a0a0"/>
-                </v:shape>
-                <v:shape id="Shape 3981" style="position:absolute;width:91;height:91;left:68562;top:8;" coordsize="9144,9144" path="m0,0l9144,0l9144,9144l0,9144l0,0">
-                  <v:stroke weight="0pt" endcap="flat" joinstyle="miter" miterlimit="10" on="false" color="#000000" opacity="0"/>
-                  <v:fill on="true" color="#a0a0a0"/>
-                </v:shape>
-                <v:shape id="Shape 3982" style="position:absolute;width:91;height:137;left:0;top:39;" coordsize="9144,13715" path="m0,0l9144,0l9144,13715l0,13715l0,0">
-                  <v:stroke weight="0pt" endcap="flat" joinstyle="miter" miterlimit="10" on="false" color="#000000" opacity="0"/>
-                  <v:fill on="true" color="#a0a0a0"/>
-                </v:shape>
-                <v:shape id="Shape 3983" style="position:absolute;width:91;height:137;left:68562;top:39;" coordsize="9144,13715" path="m0,0l9144,0l9144,13715l0,13715l0,0">
-                  <v:stroke weight="0pt" endcap="flat" joinstyle="miter" miterlimit="10" on="false" color="#000000" opacity="0"/>
-                  <v:fill on="true" color="#e3e3e3"/>
-                </v:shape>
-                <v:shape id="Shape 3984" style="position:absolute;width:91;height:91;left:0;top:176;" coordsize="9144,9144" path="m0,0l9144,0l9144,9144l0,9144l0,0">
-                  <v:stroke weight="0pt" endcap="flat" joinstyle="miter" miterlimit="10" on="false" color="#000000" opacity="0"/>
-                  <v:fill on="true" color="#e3e3e3"/>
-                </v:shape>
-                <v:shape id="Shape 3985" style="position:absolute;width:68531;height:91;left:30;top:176;" coordsize="6853174,9144" path="m0,0l6853174,0l6853174,9144l0,9144l0,0">
-                  <v:stroke weight="0pt" endcap="flat" joinstyle="miter" miterlimit="10" on="false" color="#000000" opacity="0"/>
-                  <v:fill on="true" color="#e3e3e3"/>
-                </v:shape>
-                <v:shape id="Shape 3986" style="position:absolute;width:91;height:91;left:68562;top:176;" coordsize="9144,9144" path="m0,0l9144,0l9144,9144l0,9144l0,0">
-                  <v:stroke weight="0pt" endcap="flat" joinstyle="miter" miterlimit="10" on="false" color="#000000" opacity="0"/>
-                  <v:fill on="true" color="#e3e3e3"/>
-                </v:shape>
+              <v:group w14:anchorId="7E3BC07F" id="Group 3390" o:spid="_x0000_s1026" style="width:540.1pt;height:1.65pt;mso-position-horizontal-relative:char;mso-position-vertical-relative:line" coordsize="68592,207" o:gfxdata="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">
+                <v:shape id="Shape 3969" o:spid="_x0000_s1027" style="position:absolute;width:68580;height:196;visibility:visible;mso-wrap-style:square;v-text-anchor:top" coordsize="6858000,19684" o:gfxdata="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" path="m,l6858000,r,19684l,19684,,e" fillcolor="#a0a0a0" stroked="f" strokeweight="0">
+                  <v:stroke miterlimit="83231f" joinstyle="miter"/>
+                  <v:path arrowok="t" textboxrect="0,0,6858000,19684"/>
+                </v:shape>
+                <v:shape id="Shape 3970" o:spid="_x0000_s1028" style="position:absolute;top:8;width:91;height:92;visibility:visible;mso-wrap-style:square;v-text-anchor:top" coordsize="9144,9144" o:gfxdata="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" path="m,l9144,r,9144l,9144,,e" fillcolor="#a0a0a0" stroked="f" strokeweight="0">
+                  <v:stroke miterlimit="83231f" joinstyle="miter"/>
+                  <v:path arrowok="t" textboxrect="0,0,9144,9144"/>
+                </v:shape>
+                <v:shape id="Shape 3971" o:spid="_x0000_s1029" style="position:absolute;left:30;top:8;width:68532;height:92;visibility:visible;mso-wrap-style:square;v-text-anchor:top" coordsize="6853174,9144" o:gfxdata="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" path="m,l6853174,r,9144l,9144,,e" fillcolor="#a0a0a0" stroked="f" strokeweight="0">
+                  <v:stroke miterlimit="83231f" joinstyle="miter"/>
+                  <v:path arrowok="t" textboxrect="0,0,6853174,9144"/>
+                </v:shape>
+                <v:shape id="Shape 3972" o:spid="_x0000_s1030" style="position:absolute;left:68562;top:8;width:91;height:92;visibility:visible;mso-wrap-style:square;v-text-anchor:top" coordsize="9144,9144" o:gfxdata="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" path="m,l9144,r,9144l,9144,,e" fillcolor="#a0a0a0" stroked="f" strokeweight="0">
+                  <v:stroke miterlimit="83231f" joinstyle="miter"/>
+                  <v:path arrowok="t" textboxrect="0,0,9144,9144"/>
+                </v:shape>
+                <v:shape id="Shape 3973" o:spid="_x0000_s1031" style="position:absolute;top:39;width:91;height:137;visibility:visible;mso-wrap-style:square;v-text-anchor:top" coordsize="9144,13715" o:gfxdata="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" path="m,l9144,r,13715l,13715,,e" fillcolor="#a0a0a0" stroked="f" strokeweight="0">
+                  <v:stroke miterlimit="83231f" joinstyle="miter"/>
+                  <v:path arrowok="t" textboxrect="0,0,9144,13715"/>
+                </v:shape>
+                <v:shape id="Shape 3974" o:spid="_x0000_s1032" style="position:absolute;left:68562;top:39;width:91;height:137;visibility:visible;mso-wrap-style:square;v-text-anchor:top" coordsize="9144,13715" o:gfxdata="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" path="m,l9144,r,13715l,13715,,e" fillcolor="#e3e3e3" stroked="f" strokeweight="0">
+                  <v:stroke miterlimit="83231f" joinstyle="miter"/>
+                  <v:path arrowok="t" textboxrect="0,0,9144,13715"/>
+                </v:shape>
+                <v:shape id="Shape 3975" o:spid="_x0000_s1033" style="position:absolute;top:176;width:91;height:91;visibility:visible;mso-wrap-style:square;v-text-anchor:top" coordsize="9144,9144" o:gfxdata="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" path="m,l9144,r,9144l,9144,,e" fillcolor="#e3e3e3" stroked="f" strokeweight="0">
+                  <v:stroke miterlimit="83231f" joinstyle="miter"/>
+                  <v:path arrowok="t" textboxrect="0,0,9144,9144"/>
+                </v:shape>
+                <v:shape id="Shape 3976" o:spid="_x0000_s1034" style="position:absolute;left:30;top:176;width:68532;height:91;visibility:visible;mso-wrap-style:square;v-text-anchor:top" coordsize="6853174,9144" o:gfxdata="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" path="m,l6853174,r,9144l,9144,,e" fillcolor="#e3e3e3" stroked="f" strokeweight="0">
+                  <v:stroke miterlimit="83231f" joinstyle="miter"/>
+                  <v:path arrowok="t" textboxrect="0,0,6853174,9144"/>
+                </v:shape>
+                <v:shape id="Shape 3977" o:spid="_x0000_s1035" style="position:absolute;left:68562;top:176;width:91;height:91;visibility:visible;mso-wrap-style:square;v-text-anchor:top" coordsize="9144,9144" o:gfxdata="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" path="m,l9144,r,9144l,9144,,e" fillcolor="#e3e3e3" stroked="f" strokeweight="0">
+                  <v:stroke miterlimit="83231f" joinstyle="miter"/>
+                  <v:path arrowok="t" textboxrect="0,0,9144,9144"/>
+                </v:shape>
+                <w10:anchorlock/>
               </v:group>
             </w:pict>
           </mc:Fallback>
@@ -3313,65 +3316,83 @@
     </w:p>
     <w:p>
       <w:pPr>
-        <w:spacing w:after="69" w:line="259" w:lineRule="auto"/>
-        <w:ind w:left="-5" w:right="2432"/>
-        <w:rPr>
+        <w:pStyle w:val="PlainText"/>
+        <w:spacing w:line="276" w:lineRule="auto"/>
+        <w:rPr>
+          <w:rFonts w:ascii="Garamond" w:eastAsia="Times New Roman" w:hAnsi="Garamond" w:cs="Times New Roman"/>
           <w:b/>
-        </w:rPr>
-      </w:pPr>
-      <w:r>
-        <w:rPr>
+          <w:i/>
+          <w:iCs/>
+          <w:color w:val="000000"/>
+          <w:kern w:val="0"/>
+          <w:sz w:val="24"/>
+          <w:szCs w:val="24"/>
+          <w:lang w:bidi="en-US"/>
+          <w14:ligatures w14:val="none"/>
+        </w:rPr>
+      </w:pPr>
+      <w:r>
+        <w:rPr>
+          <w:rFonts w:ascii="Times New Roman" w:eastAsia="Times New Roman" w:hAnsi="Times New Roman" w:cs="Times New Roman"/>
           <w:b/>
-        </w:rPr>
-        <w:t xml:space="preserve">Pulse Innovations Consulting </w:t>
-      </w:r>
-      <w:r>
-        <w:rPr>
+          <w:color w:val="000000"/>
+          <w:kern w:val="0"/>
+          <w:sz w:val="24"/>
+          <w:szCs w:val="24"/>
+          <w:lang w:bidi="en-US"/>
+          <w14:ligatures w14:val="none"/>
+        </w:rPr>
+        <w:t xml:space="preserve">Particle Measurement Systems – </w:t>
+      </w:r>
+      <w:r>
+        <w:rPr>
+          <w:rFonts w:ascii="Garamond" w:eastAsia="Times New Roman" w:hAnsi="Garamond" w:cs="Times New Roman"/>
           <w:b/>
-        </w:rPr>
-        <w:t xml:space="preserve">– </w:t>
-      </w:r>
-      <w:r>
-        <w:rPr>
-          <w:rFonts w:ascii="Garamond" w:hAnsi="Garamond"/>
+          <w:i/>
+          <w:iCs/>
+          <w:color w:val="000000"/>
+          <w:kern w:val="0"/>
+          <w:sz w:val="24"/>
+          <w:szCs w:val="24"/>
+          <w:lang w:bidi="en-US"/>
+          <w14:ligatures w14:val="none"/>
+        </w:rPr>
+        <w:t>Senior Project Manager</w:t>
+      </w:r>
+    </w:p>
+    <w:p>
+      <w:pPr>
+        <w:pStyle w:val="PlainText"/>
+        <w:spacing w:line="276" w:lineRule="auto"/>
+        <w:rPr>
+          <w:rFonts w:ascii="Garamond" w:eastAsia="Times New Roman" w:hAnsi="Garamond" w:cs="Times New Roman"/>
           <w:b/>
           <w:bCs/>
           <w:i/>
           <w:iCs/>
-        </w:rPr>
-        <w:t>Program Manager / Systems Consultant</w:t>
-      </w:r>
-    </w:p>
-    <w:p>
-      <w:pPr>
-        <w:spacing w:after="100"/>
-        <w:rPr>
-          <w:rFonts w:ascii="Garamond" w:hAnsi="Garamond"/>
+          <w:color w:val="000000"/>
+          <w:kern w:val="0"/>
+          <w:sz w:val="24"/>
+          <w:szCs w:val="24"/>
+          <w:lang w:bidi="en-US"/>
+          <w14:ligatures w14:val="none"/>
+        </w:rPr>
+      </w:pPr>
+      <w:r>
+        <w:rPr>
+          <w:rFonts w:ascii="Garamond" w:eastAsia="Times New Roman" w:hAnsi="Garamond" w:cs="Times New Roman"/>
           <w:b/>
           <w:bCs/>
           <w:i/>
           <w:iCs/>
-        </w:rPr>
-      </w:pPr>
-      <w:r>
-        <w:rPr>
-          <w:rFonts w:ascii="Garamond" w:hAnsi="Garamond"/>
-          <w:b/>
-          <w:bCs/>
-          <w:i/>
-          <w:iCs/>
-        </w:rPr>
-        <w:t>October</w:t>
-      </w:r>
-      <w:r>
-        <w:rPr>
-          <w:rFonts w:ascii="Garamond" w:hAnsi="Garamond"/>
-          <w:b/>
-          <w:bCs/>
-          <w:i/>
-          <w:iCs/>
-        </w:rPr>
-        <w:t xml:space="preserve"> 2024 – Present</w:t>
+          <w:color w:val="000000"/>
+          <w:kern w:val="0"/>
+          <w:sz w:val="24"/>
+          <w:szCs w:val="24"/>
+          <w:lang w:bidi="en-US"/>
+          <w14:ligatures w14:val="none"/>
+        </w:rPr>
+        <w:t>December 2025 – Present</w:t>
       </w:r>
     </w:p>
     <w:p>
@@ -3390,7 +3411,7 @@
         <w:rPr>
           <w:rFonts w:ascii="Garamond" w:hAnsi="Garamond"/>
         </w:rPr>
-        <w:t>Lead consulting engagements bridging sales, engineering, and manufacturing teams to execute technology deployment and systems-integration projects within defined scope, schedule, and cost targets.</w:t>
+        <w:t>Spearhead a portfolio of New Product Development and Sustaining Engineering R&amp;D programs for precision nanoscale particle detection instrumentation, encompassing both air-based and liquid-based measurement platforms at the nanometer scale.</w:t>
       </w:r>
     </w:p>
     <w:p>
@@ -3409,7 +3430,21 @@
         <w:rPr>
           <w:rFonts w:ascii="Garamond" w:hAnsi="Garamond"/>
         </w:rPr>
-        <w:t>Coordinate technical documentation, design reviews, and interface control processes using Visio, AutoCAD, and MS Project to ensure deliverables meet client and regulatory specifications.</w:t>
+        <w:t xml:space="preserve">Drive deep technical collaboration across sensor engineering, firmware development, mechanical design, and optical systems </w:t>
+      </w:r>
+      <w:proofErr w:type="gramStart"/>
+      <w:r>
+        <w:rPr>
+          <w:rFonts w:ascii="Garamond" w:hAnsi="Garamond"/>
+        </w:rPr>
+        <w:t>teams—</w:t>
+      </w:r>
+      <w:proofErr w:type="gramEnd"/>
+      <w:r>
+        <w:rPr>
+          <w:rFonts w:ascii="Garamond" w:hAnsi="Garamond"/>
+        </w:rPr>
+        <w:t>translating complex, multi-disciplinary trade-offs into actionable decisions that keep programs on schedule and on spec.</w:t>
       </w:r>
     </w:p>
     <w:p>
@@ -3428,7 +3463,7 @@
         <w:rPr>
           <w:rFonts w:ascii="Garamond" w:hAnsi="Garamond"/>
         </w:rPr>
-        <w:t xml:space="preserve">Orchestrated 3 concurrent client engagements ($750K combined value), delivering 100% on-scope  </w:t>
+        <w:t>Prepare and deliver executive-level program status, risk, and milestone briefings to L1 leadership and key stakeholders, distilling highly technical R&amp;D progress into clear, data-driven narratives.</w:t>
       </w:r>
     </w:p>
     <w:p>
@@ -3443,11 +3478,19 @@
           <w:rFonts w:ascii="Garamond" w:hAnsi="Garamond"/>
         </w:rPr>
       </w:pPr>
+      <w:proofErr w:type="gramStart"/>
       <w:r>
         <w:rPr>
           <w:rFonts w:ascii="Garamond" w:hAnsi="Garamond"/>
         </w:rPr>
-        <w:t xml:space="preserve">Designed risk-tracking dashboards (Power BI) that cut stakeholder misalignment by 40%  </w:t>
+        <w:t>Champion</w:t>
+      </w:r>
+      <w:proofErr w:type="gramEnd"/>
+      <w:r>
+        <w:rPr>
+          <w:rFonts w:ascii="Garamond" w:hAnsi="Garamond"/>
+        </w:rPr>
+        <w:t xml:space="preserve"> rigorous scope control, change management, and trade-off analysis processes across concurrent R&amp;D workstreams, preventing scope creep and maintaining strategic alignment with product roadmap objectives.</w:t>
       </w:r>
     </w:p>
     <w:p>
@@ -3466,6 +3509,655 @@
         <w:rPr>
           <w:rFonts w:ascii="Garamond" w:hAnsi="Garamond"/>
         </w:rPr>
+        <w:t>Orchestrate cross-functional planning and execution using MS Project, JIRA, and MS Planner in hybrid Agile/Waterfall environments, ensuring resource alignment and delivery predictability across the full development lifecycle.</w:t>
+      </w:r>
+    </w:p>
+    <w:p>
+      <w:pPr>
+        <w:spacing w:after="69" w:line="259" w:lineRule="auto"/>
+        <w:ind w:left="-5" w:right="2432"/>
+        <w:rPr>
+          <w:b/>
+        </w:rPr>
+      </w:pPr>
+      <w:r>
+        <w:rPr>
+          <w:rFonts w:ascii="Calibri" w:eastAsia="Calibri" w:hAnsi="Calibri" w:cs="Calibri"/>
+          <w:noProof/>
+          <w:sz w:val="22"/>
+        </w:rPr>
+        <mc:AlternateContent>
+          <mc:Choice Requires="wpg">
+            <w:drawing>
+              <wp:inline distT="0" distB="0" distL="0" distR="0" wp14:anchorId="592E7AD9" wp14:editId="672BAA86">
+                <wp:extent cx="6859270" cy="19939"/>
+                <wp:effectExtent l="0" t="0" r="0" b="0"/>
+                <wp:docPr id="1306286105" name="Group 1306286105"/>
+                <wp:cNvGraphicFramePr/>
+                <a:graphic xmlns:a="http://schemas.openxmlformats.org/drawingml/2006/main">
+                  <a:graphicData uri="http://schemas.microsoft.com/office/word/2010/wordprocessingGroup">
+                    <wpg:wgp>
+                      <wpg:cNvGrpSpPr/>
+                      <wpg:grpSpPr>
+                        <a:xfrm>
+                          <a:off x="0" y="0"/>
+                          <a:ext cx="6859270" cy="19939"/>
+                          <a:chOff x="0" y="0"/>
+                          <a:chExt cx="6859270" cy="19939"/>
+                        </a:xfrm>
+                      </wpg:grpSpPr>
+                      <wps:wsp>
+                        <wps:cNvPr id="1478000380" name="Shape 3987"/>
+                        <wps:cNvSpPr/>
+                        <wps:spPr>
+                          <a:xfrm>
+                            <a:off x="0" y="254"/>
+                            <a:ext cx="6858000" cy="19685"/>
+                          </a:xfrm>
+                          <a:custGeom>
+                            <a:avLst/>
+                            <a:gdLst/>
+                            <a:ahLst/>
+                            <a:cxnLst/>
+                            <a:rect l="0" t="0" r="0" b="0"/>
+                            <a:pathLst>
+                              <a:path w="6858000" h="19685">
+                                <a:moveTo>
+                                  <a:pt x="0" y="0"/>
+                                </a:moveTo>
+                                <a:lnTo>
+                                  <a:pt x="6858000" y="0"/>
+                                </a:lnTo>
+                                <a:lnTo>
+                                  <a:pt x="6858000" y="19685"/>
+                                </a:lnTo>
+                                <a:lnTo>
+                                  <a:pt x="0" y="19685"/>
+                                </a:lnTo>
+                                <a:lnTo>
+                                  <a:pt x="0" y="0"/>
+                                </a:lnTo>
+                              </a:path>
+                            </a:pathLst>
+                          </a:custGeom>
+                          <a:solidFill>
+                            <a:srgbClr val="A0A0A0"/>
+                          </a:solidFill>
+                          <a:ln w="0" cap="flat">
+                            <a:noFill/>
+                            <a:miter lim="127000"/>
+                          </a:ln>
+                          <a:effectLst/>
+                        </wps:spPr>
+                        <wps:bodyPr/>
+                      </wps:wsp>
+                      <wps:wsp>
+                        <wps:cNvPr id="164571358" name="Shape 3988"/>
+                        <wps:cNvSpPr/>
+                        <wps:spPr>
+                          <a:xfrm>
+                            <a:off x="0" y="0"/>
+                            <a:ext cx="9144" cy="9144"/>
+                          </a:xfrm>
+                          <a:custGeom>
+                            <a:avLst/>
+                            <a:gdLst/>
+                            <a:ahLst/>
+                            <a:cxnLst/>
+                            <a:rect l="0" t="0" r="0" b="0"/>
+                            <a:pathLst>
+                              <a:path w="9144" h="9144">
+                                <a:moveTo>
+                                  <a:pt x="0" y="0"/>
+                                </a:moveTo>
+                                <a:lnTo>
+                                  <a:pt x="9144" y="0"/>
+                                </a:lnTo>
+                                <a:lnTo>
+                                  <a:pt x="9144" y="9144"/>
+                                </a:lnTo>
+                                <a:lnTo>
+                                  <a:pt x="0" y="9144"/>
+                                </a:lnTo>
+                                <a:lnTo>
+                                  <a:pt x="0" y="0"/>
+                                </a:lnTo>
+                              </a:path>
+                            </a:pathLst>
+                          </a:custGeom>
+                          <a:solidFill>
+                            <a:srgbClr val="A0A0A0"/>
+                          </a:solidFill>
+                          <a:ln w="0" cap="flat">
+                            <a:noFill/>
+                            <a:miter lim="127000"/>
+                          </a:ln>
+                          <a:effectLst/>
+                        </wps:spPr>
+                        <wps:bodyPr/>
+                      </wps:wsp>
+                      <wps:wsp>
+                        <wps:cNvPr id="1468911487" name="Shape 3989"/>
+                        <wps:cNvSpPr/>
+                        <wps:spPr>
+                          <a:xfrm>
+                            <a:off x="3048" y="0"/>
+                            <a:ext cx="6853174" cy="9144"/>
+                          </a:xfrm>
+                          <a:custGeom>
+                            <a:avLst/>
+                            <a:gdLst/>
+                            <a:ahLst/>
+                            <a:cxnLst/>
+                            <a:rect l="0" t="0" r="0" b="0"/>
+                            <a:pathLst>
+                              <a:path w="6853174" h="9144">
+                                <a:moveTo>
+                                  <a:pt x="0" y="0"/>
+                                </a:moveTo>
+                                <a:lnTo>
+                                  <a:pt x="6853174" y="0"/>
+                                </a:lnTo>
+                                <a:lnTo>
+                                  <a:pt x="6853174" y="9144"/>
+                                </a:lnTo>
+                                <a:lnTo>
+                                  <a:pt x="0" y="9144"/>
+                                </a:lnTo>
+                                <a:lnTo>
+                                  <a:pt x="0" y="0"/>
+                                </a:lnTo>
+                              </a:path>
+                            </a:pathLst>
+                          </a:custGeom>
+                          <a:solidFill>
+                            <a:srgbClr val="A0A0A0"/>
+                          </a:solidFill>
+                          <a:ln w="0" cap="flat">
+                            <a:noFill/>
+                            <a:miter lim="127000"/>
+                          </a:ln>
+                          <a:effectLst/>
+                        </wps:spPr>
+                        <wps:bodyPr/>
+                      </wps:wsp>
+                      <wps:wsp>
+                        <wps:cNvPr id="1180115344" name="Shape 3990"/>
+                        <wps:cNvSpPr/>
+                        <wps:spPr>
+                          <a:xfrm>
+                            <a:off x="6856222" y="0"/>
+                            <a:ext cx="9144" cy="9144"/>
+                          </a:xfrm>
+                          <a:custGeom>
+                            <a:avLst/>
+                            <a:gdLst/>
+                            <a:ahLst/>
+                            <a:cxnLst/>
+                            <a:rect l="0" t="0" r="0" b="0"/>
+                            <a:pathLst>
+                              <a:path w="9144" h="9144">
+                                <a:moveTo>
+                                  <a:pt x="0" y="0"/>
+                                </a:moveTo>
+                                <a:lnTo>
+                                  <a:pt x="9144" y="0"/>
+                                </a:lnTo>
+                                <a:lnTo>
+                                  <a:pt x="9144" y="9144"/>
+                                </a:lnTo>
+                                <a:lnTo>
+                                  <a:pt x="0" y="9144"/>
+                                </a:lnTo>
+                                <a:lnTo>
+                                  <a:pt x="0" y="0"/>
+                                </a:lnTo>
+                              </a:path>
+                            </a:pathLst>
+                          </a:custGeom>
+                          <a:solidFill>
+                            <a:srgbClr val="A0A0A0"/>
+                          </a:solidFill>
+                          <a:ln w="0" cap="flat">
+                            <a:noFill/>
+                            <a:miter lim="127000"/>
+                          </a:ln>
+                          <a:effectLst/>
+                        </wps:spPr>
+                        <wps:bodyPr/>
+                      </wps:wsp>
+                      <wps:wsp>
+                        <wps:cNvPr id="1257729810" name="Shape 3991"/>
+                        <wps:cNvSpPr/>
+                        <wps:spPr>
+                          <a:xfrm>
+                            <a:off x="0" y="3048"/>
+                            <a:ext cx="9144" cy="13716"/>
+                          </a:xfrm>
+                          <a:custGeom>
+                            <a:avLst/>
+                            <a:gdLst/>
+                            <a:ahLst/>
+                            <a:cxnLst/>
+                            <a:rect l="0" t="0" r="0" b="0"/>
+                            <a:pathLst>
+                              <a:path w="9144" h="13716">
+                                <a:moveTo>
+                                  <a:pt x="0" y="0"/>
+                                </a:moveTo>
+                                <a:lnTo>
+                                  <a:pt x="9144" y="0"/>
+                                </a:lnTo>
+                                <a:lnTo>
+                                  <a:pt x="9144" y="13716"/>
+                                </a:lnTo>
+                                <a:lnTo>
+                                  <a:pt x="0" y="13716"/>
+                                </a:lnTo>
+                                <a:lnTo>
+                                  <a:pt x="0" y="0"/>
+                                </a:lnTo>
+                              </a:path>
+                            </a:pathLst>
+                          </a:custGeom>
+                          <a:solidFill>
+                            <a:srgbClr val="A0A0A0"/>
+                          </a:solidFill>
+                          <a:ln w="0" cap="flat">
+                            <a:noFill/>
+                            <a:miter lim="127000"/>
+                          </a:ln>
+                          <a:effectLst/>
+                        </wps:spPr>
+                        <wps:bodyPr/>
+                      </wps:wsp>
+                      <wps:wsp>
+                        <wps:cNvPr id="1065212034" name="Shape 3992"/>
+                        <wps:cNvSpPr/>
+                        <wps:spPr>
+                          <a:xfrm>
+                            <a:off x="6856222" y="3048"/>
+                            <a:ext cx="9144" cy="13716"/>
+                          </a:xfrm>
+                          <a:custGeom>
+                            <a:avLst/>
+                            <a:gdLst/>
+                            <a:ahLst/>
+                            <a:cxnLst/>
+                            <a:rect l="0" t="0" r="0" b="0"/>
+                            <a:pathLst>
+                              <a:path w="9144" h="13716">
+                                <a:moveTo>
+                                  <a:pt x="0" y="0"/>
+                                </a:moveTo>
+                                <a:lnTo>
+                                  <a:pt x="9144" y="0"/>
+                                </a:lnTo>
+                                <a:lnTo>
+                                  <a:pt x="9144" y="13716"/>
+                                </a:lnTo>
+                                <a:lnTo>
+                                  <a:pt x="0" y="13716"/>
+                                </a:lnTo>
+                                <a:lnTo>
+                                  <a:pt x="0" y="0"/>
+                                </a:lnTo>
+                              </a:path>
+                            </a:pathLst>
+                          </a:custGeom>
+                          <a:solidFill>
+                            <a:srgbClr val="E3E3E3"/>
+                          </a:solidFill>
+                          <a:ln w="0" cap="flat">
+                            <a:noFill/>
+                            <a:miter lim="127000"/>
+                          </a:ln>
+                          <a:effectLst/>
+                        </wps:spPr>
+                        <wps:bodyPr/>
+                      </wps:wsp>
+                      <wps:wsp>
+                        <wps:cNvPr id="2058583651" name="Shape 3993"/>
+                        <wps:cNvSpPr/>
+                        <wps:spPr>
+                          <a:xfrm>
+                            <a:off x="0" y="16764"/>
+                            <a:ext cx="9144" cy="9144"/>
+                          </a:xfrm>
+                          <a:custGeom>
+                            <a:avLst/>
+                            <a:gdLst/>
+                            <a:ahLst/>
+                            <a:cxnLst/>
+                            <a:rect l="0" t="0" r="0" b="0"/>
+                            <a:pathLst>
+                              <a:path w="9144" h="9144">
+                                <a:moveTo>
+                                  <a:pt x="0" y="0"/>
+                                </a:moveTo>
+                                <a:lnTo>
+                                  <a:pt x="9144" y="0"/>
+                                </a:lnTo>
+                                <a:lnTo>
+                                  <a:pt x="9144" y="9144"/>
+                                </a:lnTo>
+                                <a:lnTo>
+                                  <a:pt x="0" y="9144"/>
+                                </a:lnTo>
+                                <a:lnTo>
+                                  <a:pt x="0" y="0"/>
+                                </a:lnTo>
+                              </a:path>
+                            </a:pathLst>
+                          </a:custGeom>
+                          <a:solidFill>
+                            <a:srgbClr val="E3E3E3"/>
+                          </a:solidFill>
+                          <a:ln w="0" cap="flat">
+                            <a:noFill/>
+                            <a:miter lim="127000"/>
+                          </a:ln>
+                          <a:effectLst/>
+                        </wps:spPr>
+                        <wps:bodyPr/>
+                      </wps:wsp>
+                      <wps:wsp>
+                        <wps:cNvPr id="1077512444" name="Shape 3994"/>
+                        <wps:cNvSpPr/>
+                        <wps:spPr>
+                          <a:xfrm>
+                            <a:off x="3048" y="16764"/>
+                            <a:ext cx="6853174" cy="9144"/>
+                          </a:xfrm>
+                          <a:custGeom>
+                            <a:avLst/>
+                            <a:gdLst/>
+                            <a:ahLst/>
+                            <a:cxnLst/>
+                            <a:rect l="0" t="0" r="0" b="0"/>
+                            <a:pathLst>
+                              <a:path w="6853174" h="9144">
+                                <a:moveTo>
+                                  <a:pt x="0" y="0"/>
+                                </a:moveTo>
+                                <a:lnTo>
+                                  <a:pt x="6853174" y="0"/>
+                                </a:lnTo>
+                                <a:lnTo>
+                                  <a:pt x="6853174" y="9144"/>
+                                </a:lnTo>
+                                <a:lnTo>
+                                  <a:pt x="0" y="9144"/>
+                                </a:lnTo>
+                                <a:lnTo>
+                                  <a:pt x="0" y="0"/>
+                                </a:lnTo>
+                              </a:path>
+                            </a:pathLst>
+                          </a:custGeom>
+                          <a:solidFill>
+                            <a:srgbClr val="E3E3E3"/>
+                          </a:solidFill>
+                          <a:ln w="0" cap="flat">
+                            <a:noFill/>
+                            <a:miter lim="127000"/>
+                          </a:ln>
+                          <a:effectLst/>
+                        </wps:spPr>
+                        <wps:bodyPr/>
+                      </wps:wsp>
+                      <wps:wsp>
+                        <wps:cNvPr id="710318253" name="Shape 3995"/>
+                        <wps:cNvSpPr/>
+                        <wps:spPr>
+                          <a:xfrm>
+                            <a:off x="6856222" y="16764"/>
+                            <a:ext cx="9144" cy="9144"/>
+                          </a:xfrm>
+                          <a:custGeom>
+                            <a:avLst/>
+                            <a:gdLst/>
+                            <a:ahLst/>
+                            <a:cxnLst/>
+                            <a:rect l="0" t="0" r="0" b="0"/>
+                            <a:pathLst>
+                              <a:path w="9144" h="9144">
+                                <a:moveTo>
+                                  <a:pt x="0" y="0"/>
+                                </a:moveTo>
+                                <a:lnTo>
+                                  <a:pt x="9144" y="0"/>
+                                </a:lnTo>
+                                <a:lnTo>
+                                  <a:pt x="9144" y="9144"/>
+                                </a:lnTo>
+                                <a:lnTo>
+                                  <a:pt x="0" y="9144"/>
+                                </a:lnTo>
+                                <a:lnTo>
+                                  <a:pt x="0" y="0"/>
+                                </a:lnTo>
+                              </a:path>
+                            </a:pathLst>
+                          </a:custGeom>
+                          <a:solidFill>
+                            <a:srgbClr val="E3E3E3"/>
+                          </a:solidFill>
+                          <a:ln w="0" cap="flat">
+                            <a:noFill/>
+                            <a:miter lim="127000"/>
+                          </a:ln>
+                          <a:effectLst/>
+                        </wps:spPr>
+                        <wps:bodyPr/>
+                      </wps:wsp>
+                    </wpg:wgp>
+                  </a:graphicData>
+                </a:graphic>
+              </wp:inline>
+            </w:drawing>
+          </mc:Choice>
+          <mc:Fallback>
+            <w:pict>
+              <v:group w14:anchorId="69013368" id="Group 1306286105" o:spid="_x0000_s1026" style="width:540.1pt;height:1.55pt;mso-position-horizontal-relative:char;mso-position-vertical-relative:line" coordsize="68592,199" o:gfxdata="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">
+                <v:shape id="Shape 3987" o:spid="_x0000_s1027" style="position:absolute;top:2;width:68580;height:197;visibility:visible;mso-wrap-style:square;v-text-anchor:top" coordsize="6858000,19685" o:gfxdata="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" path="m,l6858000,r,19685l,19685,,e" fillcolor="#a0a0a0" stroked="f" strokeweight="0">
+                  <v:stroke miterlimit="83231f" joinstyle="miter"/>
+                  <v:path arrowok="t" textboxrect="0,0,6858000,19685"/>
+                </v:shape>
+                <v:shape id="Shape 3988" o:spid="_x0000_s1028" style="position:absolute;width:91;height:91;visibility:visible;mso-wrap-style:square;v-text-anchor:top" coordsize="9144,9144" o:gfxdata="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" path="m,l9144,r,9144l,9144,,e" fillcolor="#a0a0a0" stroked="f" strokeweight="0">
+                  <v:stroke miterlimit="83231f" joinstyle="miter"/>
+                  <v:path arrowok="t" textboxrect="0,0,9144,9144"/>
+                </v:shape>
+                <v:shape id="Shape 3989" o:spid="_x0000_s1029" style="position:absolute;left:30;width:68532;height:91;visibility:visible;mso-wrap-style:square;v-text-anchor:top" coordsize="6853174,9144" o:gfxdata="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" path="m,l6853174,r,9144l,9144,,e" fillcolor="#a0a0a0" stroked="f" strokeweight="0">
+                  <v:stroke miterlimit="83231f" joinstyle="miter"/>
+                  <v:path arrowok="t" textboxrect="0,0,6853174,9144"/>
+                </v:shape>
+                <v:shape id="Shape 3990" o:spid="_x0000_s1030" style="position:absolute;left:68562;width:91;height:91;visibility:visible;mso-wrap-style:square;v-text-anchor:top" coordsize="9144,9144" o:gfxdata="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" path="m,l9144,r,9144l,9144,,e" fillcolor="#a0a0a0" stroked="f" strokeweight="0">
+                  <v:stroke miterlimit="83231f" joinstyle="miter"/>
+                  <v:path arrowok="t" textboxrect="0,0,9144,9144"/>
+                </v:shape>
+                <v:shape id="Shape 3991" o:spid="_x0000_s1031" style="position:absolute;top:30;width:91;height:137;visibility:visible;mso-wrap-style:square;v-text-anchor:top" coordsize="9144,13716" o:gfxdata="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" path="m,l9144,r,13716l,13716,,e" fillcolor="#a0a0a0" stroked="f" strokeweight="0">
+                  <v:stroke miterlimit="83231f" joinstyle="miter"/>
+                  <v:path arrowok="t" textboxrect="0,0,9144,13716"/>
+                </v:shape>
+                <v:shape id="Shape 3992" o:spid="_x0000_s1032" style="position:absolute;left:68562;top:30;width:91;height:137;visibility:visible;mso-wrap-style:square;v-text-anchor:top" coordsize="9144,13716" o:gfxdata="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" path="m,l9144,r,13716l,13716,,e" fillcolor="#e3e3e3" stroked="f" strokeweight="0">
+                  <v:stroke miterlimit="83231f" joinstyle="miter"/>
+                  <v:path arrowok="t" textboxrect="0,0,9144,13716"/>
+                </v:shape>
+                <v:shape id="Shape 3993" o:spid="_x0000_s1033" style="position:absolute;top:167;width:91;height:92;visibility:visible;mso-wrap-style:square;v-text-anchor:top" coordsize="9144,9144" o:gfxdata="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" path="m,l9144,r,9144l,9144,,e" fillcolor="#e3e3e3" stroked="f" strokeweight="0">
+                  <v:stroke miterlimit="83231f" joinstyle="miter"/>
+                  <v:path arrowok="t" textboxrect="0,0,9144,9144"/>
+                </v:shape>
+                <v:shape id="Shape 3994" o:spid="_x0000_s1034" style="position:absolute;left:30;top:167;width:68532;height:92;visibility:visible;mso-wrap-style:square;v-text-anchor:top" coordsize="6853174,9144" o:gfxdata="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" path="m,l6853174,r,9144l,9144,,e" fillcolor="#e3e3e3" stroked="f" strokeweight="0">
+                  <v:stroke miterlimit="83231f" joinstyle="miter"/>
+                  <v:path arrowok="t" textboxrect="0,0,6853174,9144"/>
+                </v:shape>
+                <v:shape id="Shape 3995" o:spid="_x0000_s1035" style="position:absolute;left:68562;top:167;width:91;height:92;visibility:visible;mso-wrap-style:square;v-text-anchor:top" coordsize="9144,9144" o:gfxdata="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" path="m,l9144,r,9144l,9144,,e" fillcolor="#e3e3e3" stroked="f" strokeweight="0">
+                  <v:stroke miterlimit="83231f" joinstyle="miter"/>
+                  <v:path arrowok="t" textboxrect="0,0,9144,9144"/>
+                </v:shape>
+                <w10:anchorlock/>
+              </v:group>
+            </w:pict>
+          </mc:Fallback>
+        </mc:AlternateContent>
+      </w:r>
+    </w:p>
+    <w:p>
+      <w:pPr>
+        <w:spacing w:after="69" w:line="259" w:lineRule="auto"/>
+        <w:ind w:left="-5" w:right="2432"/>
+        <w:rPr>
+          <w:b/>
+        </w:rPr>
+      </w:pPr>
+      <w:r>
+        <w:rPr>
+          <w:b/>
+        </w:rPr>
+        <w:t xml:space="preserve">Pulse Innovations Consulting </w:t>
+      </w:r>
+      <w:r>
+        <w:rPr>
+          <w:b/>
+        </w:rPr>
+        <w:t xml:space="preserve">– </w:t>
+      </w:r>
+      <w:r>
+        <w:rPr>
+          <w:rFonts w:ascii="Garamond" w:hAnsi="Garamond"/>
+          <w:b/>
+          <w:bCs/>
+          <w:i/>
+          <w:iCs/>
+        </w:rPr>
+        <w:t>Program Manager / Systems Consultant</w:t>
+      </w:r>
+    </w:p>
+    <w:p>
+      <w:pPr>
+        <w:spacing w:after="100"/>
+        <w:rPr>
+          <w:rFonts w:ascii="Garamond" w:hAnsi="Garamond"/>
+          <w:b/>
+          <w:bCs/>
+          <w:i/>
+          <w:iCs/>
+        </w:rPr>
+      </w:pPr>
+      <w:r>
+        <w:rPr>
+          <w:rFonts w:ascii="Garamond" w:hAnsi="Garamond"/>
+          <w:b/>
+          <w:bCs/>
+          <w:i/>
+          <w:iCs/>
+        </w:rPr>
+        <w:t>October</w:t>
+      </w:r>
+      <w:r>
+        <w:rPr>
+          <w:rFonts w:ascii="Garamond" w:hAnsi="Garamond"/>
+          <w:b/>
+          <w:bCs/>
+          <w:i/>
+          <w:iCs/>
+        </w:rPr>
+        <w:t xml:space="preserve"> 2024 – Present</w:t>
+      </w:r>
+    </w:p>
+    <w:p>
+      <w:pPr>
+        <w:pStyle w:val="ListParagraph"/>
+        <w:numPr>
+          <w:ilvl w:val="0"/>
+          <w:numId w:val="3"/>
+        </w:numPr>
+        <w:spacing w:after="60"/>
+        <w:rPr>
+          <w:rFonts w:ascii="Garamond" w:hAnsi="Garamond"/>
+        </w:rPr>
+      </w:pPr>
+      <w:r>
+        <w:rPr>
+          <w:rFonts w:ascii="Garamond" w:hAnsi="Garamond"/>
+        </w:rPr>
+        <w:t>Lead consulting engagements bridging sales, engineering, and manufacturing teams to execute technology deployment and systems-integration projects within defined scope, schedule, and cost targets.</w:t>
+      </w:r>
+    </w:p>
+    <w:p>
+      <w:pPr>
+        <w:pStyle w:val="ListParagraph"/>
+        <w:numPr>
+          <w:ilvl w:val="0"/>
+          <w:numId w:val="3"/>
+        </w:numPr>
+        <w:spacing w:after="60"/>
+        <w:rPr>
+          <w:rFonts w:ascii="Garamond" w:hAnsi="Garamond"/>
+        </w:rPr>
+      </w:pPr>
+      <w:r>
+        <w:rPr>
+          <w:rFonts w:ascii="Garamond" w:hAnsi="Garamond"/>
+        </w:rPr>
+        <w:t>Coordinate technical documentation, design reviews, and interface control processes using Visio, AutoCAD, and MS Project to ensure deliverables meet client and regulatory specifications.</w:t>
+      </w:r>
+    </w:p>
+    <w:p>
+      <w:pPr>
+        <w:pStyle w:val="ListParagraph"/>
+        <w:numPr>
+          <w:ilvl w:val="0"/>
+          <w:numId w:val="3"/>
+        </w:numPr>
+        <w:spacing w:after="60"/>
+        <w:rPr>
+          <w:rFonts w:ascii="Garamond" w:hAnsi="Garamond"/>
+        </w:rPr>
+      </w:pPr>
+      <w:r>
+        <w:rPr>
+          <w:rFonts w:ascii="Garamond" w:hAnsi="Garamond"/>
+        </w:rPr>
+        <w:t xml:space="preserve">Orchestrated 3 concurrent client engagements ($750K combined value), delivering 100% on-scope  </w:t>
+      </w:r>
+    </w:p>
+    <w:p>
+      <w:pPr>
+        <w:pStyle w:val="ListParagraph"/>
+        <w:numPr>
+          <w:ilvl w:val="0"/>
+          <w:numId w:val="3"/>
+        </w:numPr>
+        <w:spacing w:after="60"/>
+        <w:rPr>
+          <w:rFonts w:ascii="Garamond" w:hAnsi="Garamond"/>
+        </w:rPr>
+      </w:pPr>
+      <w:r>
+        <w:rPr>
+          <w:rFonts w:ascii="Garamond" w:hAnsi="Garamond"/>
+        </w:rPr>
+        <w:t xml:space="preserve">Designed risk-tracking dashboards (Power BI) that cut stakeholder misalignment by 40%  </w:t>
+      </w:r>
+    </w:p>
+    <w:p>
+      <w:pPr>
+        <w:pStyle w:val="ListParagraph"/>
+        <w:numPr>
+          <w:ilvl w:val="0"/>
+          <w:numId w:val="3"/>
+        </w:numPr>
+        <w:spacing w:after="60"/>
+        <w:rPr>
+          <w:rFonts w:ascii="Garamond" w:hAnsi="Garamond"/>
+        </w:rPr>
+      </w:pPr>
+      <w:r>
+        <w:rPr>
+          <w:rFonts w:ascii="Garamond" w:hAnsi="Garamond"/>
+        </w:rPr>
         <w:t xml:space="preserve">Consulted for </w:t>
       </w:r>
       <w:proofErr w:type="spellStart"/>
@@ -3491,6 +4183,488 @@
           <w:b/>
         </w:rPr>
       </w:pPr>
+      <w:r>
+        <w:rPr>
+          <w:rFonts w:ascii="Calibri" w:eastAsia="Calibri" w:hAnsi="Calibri" w:cs="Calibri"/>
+          <w:noProof/>
+          <w:sz w:val="22"/>
+        </w:rPr>
+        <mc:AlternateContent>
+          <mc:Choice Requires="wpg">
+            <w:drawing>
+              <wp:inline distT="0" distB="0" distL="0" distR="0" wp14:anchorId="65C01983" wp14:editId="159FA3FD">
+                <wp:extent cx="6859270" cy="19939"/>
+                <wp:effectExtent l="0" t="0" r="0" b="0"/>
+                <wp:docPr id="1605962888" name="Group 1605962888"/>
+                <wp:cNvGraphicFramePr/>
+                <a:graphic xmlns:a="http://schemas.openxmlformats.org/drawingml/2006/main">
+                  <a:graphicData uri="http://schemas.microsoft.com/office/word/2010/wordprocessingGroup">
+                    <wpg:wgp>
+                      <wpg:cNvGrpSpPr/>
+                      <wpg:grpSpPr>
+                        <a:xfrm>
+                          <a:off x="0" y="0"/>
+                          <a:ext cx="6859270" cy="19939"/>
+                          <a:chOff x="0" y="0"/>
+                          <a:chExt cx="6859270" cy="19939"/>
+                        </a:xfrm>
+                      </wpg:grpSpPr>
+                      <wps:wsp>
+                        <wps:cNvPr id="1015219030" name="Shape 3987"/>
+                        <wps:cNvSpPr/>
+                        <wps:spPr>
+                          <a:xfrm>
+                            <a:off x="0" y="254"/>
+                            <a:ext cx="6858000" cy="19685"/>
+                          </a:xfrm>
+                          <a:custGeom>
+                            <a:avLst/>
+                            <a:gdLst/>
+                            <a:ahLst/>
+                            <a:cxnLst/>
+                            <a:rect l="0" t="0" r="0" b="0"/>
+                            <a:pathLst>
+                              <a:path w="6858000" h="19685">
+                                <a:moveTo>
+                                  <a:pt x="0" y="0"/>
+                                </a:moveTo>
+                                <a:lnTo>
+                                  <a:pt x="6858000" y="0"/>
+                                </a:lnTo>
+                                <a:lnTo>
+                                  <a:pt x="6858000" y="19685"/>
+                                </a:lnTo>
+                                <a:lnTo>
+                                  <a:pt x="0" y="19685"/>
+                                </a:lnTo>
+                                <a:lnTo>
+                                  <a:pt x="0" y="0"/>
+                                </a:lnTo>
+                              </a:path>
+                            </a:pathLst>
+                          </a:custGeom>
+                          <a:solidFill>
+                            <a:srgbClr val="A0A0A0"/>
+                          </a:solidFill>
+                          <a:ln w="0" cap="flat">
+                            <a:noFill/>
+                            <a:miter lim="127000"/>
+                          </a:ln>
+                          <a:effectLst/>
+                        </wps:spPr>
+                        <wps:bodyPr/>
+                      </wps:wsp>
+                      <wps:wsp>
+                        <wps:cNvPr id="937038271" name="Shape 3988"/>
+                        <wps:cNvSpPr/>
+                        <wps:spPr>
+                          <a:xfrm>
+                            <a:off x="0" y="0"/>
+                            <a:ext cx="9144" cy="9144"/>
+                          </a:xfrm>
+                          <a:custGeom>
+                            <a:avLst/>
+                            <a:gdLst/>
+                            <a:ahLst/>
+                            <a:cxnLst/>
+                            <a:rect l="0" t="0" r="0" b="0"/>
+                            <a:pathLst>
+                              <a:path w="9144" h="9144">
+                                <a:moveTo>
+                                  <a:pt x="0" y="0"/>
+                                </a:moveTo>
+                                <a:lnTo>
+                                  <a:pt x="9144" y="0"/>
+                                </a:lnTo>
+                                <a:lnTo>
+                                  <a:pt x="9144" y="9144"/>
+                                </a:lnTo>
+                                <a:lnTo>
+                                  <a:pt x="0" y="9144"/>
+                                </a:lnTo>
+                                <a:lnTo>
+                                  <a:pt x="0" y="0"/>
+                                </a:lnTo>
+                              </a:path>
+                            </a:pathLst>
+                          </a:custGeom>
+                          <a:solidFill>
+                            <a:srgbClr val="A0A0A0"/>
+                          </a:solidFill>
+                          <a:ln w="0" cap="flat">
+                            <a:noFill/>
+                            <a:miter lim="127000"/>
+                          </a:ln>
+                          <a:effectLst/>
+                        </wps:spPr>
+                        <wps:bodyPr/>
+                      </wps:wsp>
+                      <wps:wsp>
+                        <wps:cNvPr id="12750543" name="Shape 3989"/>
+                        <wps:cNvSpPr/>
+                        <wps:spPr>
+                          <a:xfrm>
+                            <a:off x="3048" y="0"/>
+                            <a:ext cx="6853174" cy="9144"/>
+                          </a:xfrm>
+                          <a:custGeom>
+                            <a:avLst/>
+                            <a:gdLst/>
+                            <a:ahLst/>
+                            <a:cxnLst/>
+                            <a:rect l="0" t="0" r="0" b="0"/>
+                            <a:pathLst>
+                              <a:path w="6853174" h="9144">
+                                <a:moveTo>
+                                  <a:pt x="0" y="0"/>
+                                </a:moveTo>
+                                <a:lnTo>
+                                  <a:pt x="6853174" y="0"/>
+                                </a:lnTo>
+                                <a:lnTo>
+                                  <a:pt x="6853174" y="9144"/>
+                                </a:lnTo>
+                                <a:lnTo>
+                                  <a:pt x="0" y="9144"/>
+                                </a:lnTo>
+                                <a:lnTo>
+                                  <a:pt x="0" y="0"/>
+                                </a:lnTo>
+                              </a:path>
+                            </a:pathLst>
+                          </a:custGeom>
+                          <a:solidFill>
+                            <a:srgbClr val="A0A0A0"/>
+                          </a:solidFill>
+                          <a:ln w="0" cap="flat">
+                            <a:noFill/>
+                            <a:miter lim="127000"/>
+                          </a:ln>
+                          <a:effectLst/>
+                        </wps:spPr>
+                        <wps:bodyPr/>
+                      </wps:wsp>
+                      <wps:wsp>
+                        <wps:cNvPr id="1735925550" name="Shape 3990"/>
+                        <wps:cNvSpPr/>
+                        <wps:spPr>
+                          <a:xfrm>
+                            <a:off x="6856222" y="0"/>
+                            <a:ext cx="9144" cy="9144"/>
+                          </a:xfrm>
+                          <a:custGeom>
+                            <a:avLst/>
+                            <a:gdLst/>
+                            <a:ahLst/>
+                            <a:cxnLst/>
+                            <a:rect l="0" t="0" r="0" b="0"/>
+                            <a:pathLst>
+                              <a:path w="9144" h="9144">
+                                <a:moveTo>
+                                  <a:pt x="0" y="0"/>
+                                </a:moveTo>
+                                <a:lnTo>
+                                  <a:pt x="9144" y="0"/>
+                                </a:lnTo>
+                                <a:lnTo>
+                                  <a:pt x="9144" y="9144"/>
+                                </a:lnTo>
+                                <a:lnTo>
+                                  <a:pt x="0" y="9144"/>
+                                </a:lnTo>
+                                <a:lnTo>
+                                  <a:pt x="0" y="0"/>
+                                </a:lnTo>
+                              </a:path>
+                            </a:pathLst>
+                          </a:custGeom>
+                          <a:solidFill>
+                            <a:srgbClr val="A0A0A0"/>
+                          </a:solidFill>
+                          <a:ln w="0" cap="flat">
+                            <a:noFill/>
+                            <a:miter lim="127000"/>
+                          </a:ln>
+                          <a:effectLst/>
+                        </wps:spPr>
+                        <wps:bodyPr/>
+                      </wps:wsp>
+                      <wps:wsp>
+                        <wps:cNvPr id="409969677" name="Shape 3991"/>
+                        <wps:cNvSpPr/>
+                        <wps:spPr>
+                          <a:xfrm>
+                            <a:off x="0" y="3048"/>
+                            <a:ext cx="9144" cy="13716"/>
+                          </a:xfrm>
+                          <a:custGeom>
+                            <a:avLst/>
+                            <a:gdLst/>
+                            <a:ahLst/>
+                            <a:cxnLst/>
+                            <a:rect l="0" t="0" r="0" b="0"/>
+                            <a:pathLst>
+                              <a:path w="9144" h="13716">
+                                <a:moveTo>
+                                  <a:pt x="0" y="0"/>
+                                </a:moveTo>
+                                <a:lnTo>
+                                  <a:pt x="9144" y="0"/>
+                                </a:lnTo>
+                                <a:lnTo>
+                                  <a:pt x="9144" y="13716"/>
+                                </a:lnTo>
+                                <a:lnTo>
+                                  <a:pt x="0" y="13716"/>
+                                </a:lnTo>
+                                <a:lnTo>
+                                  <a:pt x="0" y="0"/>
+                                </a:lnTo>
+                              </a:path>
+                            </a:pathLst>
+                          </a:custGeom>
+                          <a:solidFill>
+                            <a:srgbClr val="A0A0A0"/>
+                          </a:solidFill>
+                          <a:ln w="0" cap="flat">
+                            <a:noFill/>
+                            <a:miter lim="127000"/>
+                          </a:ln>
+                          <a:effectLst/>
+                        </wps:spPr>
+                        <wps:bodyPr/>
+                      </wps:wsp>
+                      <wps:wsp>
+                        <wps:cNvPr id="322708363" name="Shape 3992"/>
+                        <wps:cNvSpPr/>
+                        <wps:spPr>
+                          <a:xfrm>
+                            <a:off x="6856222" y="3048"/>
+                            <a:ext cx="9144" cy="13716"/>
+                          </a:xfrm>
+                          <a:custGeom>
+                            <a:avLst/>
+                            <a:gdLst/>
+                            <a:ahLst/>
+                            <a:cxnLst/>
+                            <a:rect l="0" t="0" r="0" b="0"/>
+                            <a:pathLst>
+                              <a:path w="9144" h="13716">
+                                <a:moveTo>
+                                  <a:pt x="0" y="0"/>
+                                </a:moveTo>
+                                <a:lnTo>
+                                  <a:pt x="9144" y="0"/>
+                                </a:lnTo>
+                                <a:lnTo>
+                                  <a:pt x="9144" y="13716"/>
+                                </a:lnTo>
+                                <a:lnTo>
+                                  <a:pt x="0" y="13716"/>
+                                </a:lnTo>
+                                <a:lnTo>
+                                  <a:pt x="0" y="0"/>
+                                </a:lnTo>
+                              </a:path>
+                            </a:pathLst>
+                          </a:custGeom>
+                          <a:solidFill>
+                            <a:srgbClr val="E3E3E3"/>
+                          </a:solidFill>
+                          <a:ln w="0" cap="flat">
+                            <a:noFill/>
+                            <a:miter lim="127000"/>
+                          </a:ln>
+                          <a:effectLst/>
+                        </wps:spPr>
+                        <wps:bodyPr/>
+                      </wps:wsp>
+                      <wps:wsp>
+                        <wps:cNvPr id="1126911990" name="Shape 3993"/>
+                        <wps:cNvSpPr/>
+                        <wps:spPr>
+                          <a:xfrm>
+                            <a:off x="0" y="16764"/>
+                            <a:ext cx="9144" cy="9144"/>
+                          </a:xfrm>
+                          <a:custGeom>
+                            <a:avLst/>
+                            <a:gdLst/>
+                            <a:ahLst/>
+                            <a:cxnLst/>
+                            <a:rect l="0" t="0" r="0" b="0"/>
+                            <a:pathLst>
+                              <a:path w="9144" h="9144">
+                                <a:moveTo>
+                                  <a:pt x="0" y="0"/>
+                                </a:moveTo>
+                                <a:lnTo>
+                                  <a:pt x="9144" y="0"/>
+                                </a:lnTo>
+                                <a:lnTo>
+                                  <a:pt x="9144" y="9144"/>
+                                </a:lnTo>
+                                <a:lnTo>
+                                  <a:pt x="0" y="9144"/>
+                                </a:lnTo>
+                                <a:lnTo>
+                                  <a:pt x="0" y="0"/>
+                                </a:lnTo>
+                              </a:path>
+                            </a:pathLst>
+                          </a:custGeom>
+                          <a:solidFill>
+                            <a:srgbClr val="E3E3E3"/>
+                          </a:solidFill>
+                          <a:ln w="0" cap="flat">
+                            <a:noFill/>
+                            <a:miter lim="127000"/>
+                          </a:ln>
+                          <a:effectLst/>
+                        </wps:spPr>
+                        <wps:bodyPr/>
+                      </wps:wsp>
+                      <wps:wsp>
+                        <wps:cNvPr id="1946315794" name="Shape 3994"/>
+                        <wps:cNvSpPr/>
+                        <wps:spPr>
+                          <a:xfrm>
+                            <a:off x="3048" y="16764"/>
+                            <a:ext cx="6853174" cy="9144"/>
+                          </a:xfrm>
+                          <a:custGeom>
+                            <a:avLst/>
+                            <a:gdLst/>
+                            <a:ahLst/>
+                            <a:cxnLst/>
+                            <a:rect l="0" t="0" r="0" b="0"/>
+                            <a:pathLst>
+                              <a:path w="6853174" h="9144">
+                                <a:moveTo>
+                                  <a:pt x="0" y="0"/>
+                                </a:moveTo>
+                                <a:lnTo>
+                                  <a:pt x="6853174" y="0"/>
+                                </a:lnTo>
+                                <a:lnTo>
+                                  <a:pt x="6853174" y="9144"/>
+                                </a:lnTo>
+                                <a:lnTo>
+                                  <a:pt x="0" y="9144"/>
+                                </a:lnTo>
+                                <a:lnTo>
+                                  <a:pt x="0" y="0"/>
+                                </a:lnTo>
+                              </a:path>
+                            </a:pathLst>
+                          </a:custGeom>
+                          <a:solidFill>
+                            <a:srgbClr val="E3E3E3"/>
+                          </a:solidFill>
+                          <a:ln w="0" cap="flat">
+                            <a:noFill/>
+                            <a:miter lim="127000"/>
+                          </a:ln>
+                          <a:effectLst/>
+                        </wps:spPr>
+                        <wps:bodyPr/>
+                      </wps:wsp>
+                      <wps:wsp>
+                        <wps:cNvPr id="1183022046" name="Shape 3995"/>
+                        <wps:cNvSpPr/>
+                        <wps:spPr>
+                          <a:xfrm>
+                            <a:off x="6856222" y="16764"/>
+                            <a:ext cx="9144" cy="9144"/>
+                          </a:xfrm>
+                          <a:custGeom>
+                            <a:avLst/>
+                            <a:gdLst/>
+                            <a:ahLst/>
+                            <a:cxnLst/>
+                            <a:rect l="0" t="0" r="0" b="0"/>
+                            <a:pathLst>
+                              <a:path w="9144" h="9144">
+                                <a:moveTo>
+                                  <a:pt x="0" y="0"/>
+                                </a:moveTo>
+                                <a:lnTo>
+                                  <a:pt x="9144" y="0"/>
+                                </a:lnTo>
+                                <a:lnTo>
+                                  <a:pt x="9144" y="9144"/>
+                                </a:lnTo>
+                                <a:lnTo>
+                                  <a:pt x="0" y="9144"/>
+                                </a:lnTo>
+                                <a:lnTo>
+                                  <a:pt x="0" y="0"/>
+                                </a:lnTo>
+                              </a:path>
+                            </a:pathLst>
+                          </a:custGeom>
+                          <a:solidFill>
+                            <a:srgbClr val="E3E3E3"/>
+                          </a:solidFill>
+                          <a:ln w="0" cap="flat">
+                            <a:noFill/>
+                            <a:miter lim="127000"/>
+                          </a:ln>
+                          <a:effectLst/>
+                        </wps:spPr>
+                        <wps:bodyPr/>
+                      </wps:wsp>
+                    </wpg:wgp>
+                  </a:graphicData>
+                </a:graphic>
+              </wp:inline>
+            </w:drawing>
+          </mc:Choice>
+          <mc:Fallback>
+            <w:pict>
+              <v:group w14:anchorId="49B5B1B7" id="Group 1605962888" o:spid="_x0000_s1026" style="width:540.1pt;height:1.55pt;mso-position-horizontal-relative:char;mso-position-vertical-relative:line" coordsize="68592,199" o:gfxdata="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">
+                <v:shape id="Shape 3987" o:spid="_x0000_s1027" style="position:absolute;top:2;width:68580;height:197;visibility:visible;mso-wrap-style:square;v-text-anchor:top" coordsize="6858000,19685" o:gfxdata="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" path="m,l6858000,r,19685l,19685,,e" fillcolor="#a0a0a0" stroked="f" strokeweight="0">
+                  <v:stroke miterlimit="83231f" joinstyle="miter"/>
+                  <v:path arrowok="t" textboxrect="0,0,6858000,19685"/>
+                </v:shape>
+                <v:shape id="Shape 3988" o:spid="_x0000_s1028" style="position:absolute;width:91;height:91;visibility:visible;mso-wrap-style:square;v-text-anchor:top" coordsize="9144,9144" o:gfxdata="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" path="m,l9144,r,9144l,9144,,e" fillcolor="#a0a0a0" stroked="f" strokeweight="0">
+                  <v:stroke miterlimit="83231f" joinstyle="miter"/>
+                  <v:path arrowok="t" textboxrect="0,0,9144,9144"/>
+                </v:shape>
+                <v:shape id="Shape 3989" o:spid="_x0000_s1029" style="position:absolute;left:30;width:68532;height:91;visibility:visible;mso-wrap-style:square;v-text-anchor:top" coordsize="6853174,9144" o:gfxdata="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" path="m,l6853174,r,9144l,9144,,e" fillcolor="#a0a0a0" stroked="f" strokeweight="0">
+                  <v:stroke miterlimit="83231f" joinstyle="miter"/>
+                  <v:path arrowok="t" textboxrect="0,0,6853174,9144"/>
+                </v:shape>
+                <v:shape id="Shape 3990" o:spid="_x0000_s1030" style="position:absolute;left:68562;width:91;height:91;visibility:visible;mso-wrap-style:square;v-text-anchor:top" coordsize="9144,9144" o:gfxdata="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" path="m,l9144,r,9144l,9144,,e" fillcolor="#a0a0a0" stroked="f" strokeweight="0">
+                  <v:stroke miterlimit="83231f" joinstyle="miter"/>
+                  <v:path arrowok="t" textboxrect="0,0,9144,9144"/>
+                </v:shape>
+                <v:shape id="Shape 3991" o:spid="_x0000_s1031" style="position:absolute;top:30;width:91;height:137;visibility:visible;mso-wrap-style:square;v-text-anchor:top" coordsize="9144,13716" o:gfxdata="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" path="m,l9144,r,13716l,13716,,e" fillcolor="#a0a0a0" stroked="f" strokeweight="0">
+                  <v:stroke miterlimit="83231f" joinstyle="miter"/>
+                  <v:path arrowok="t" textboxrect="0,0,9144,13716"/>
+                </v:shape>
+                <v:shape id="Shape 3992" o:spid="_x0000_s1032" style="position:absolute;left:68562;top:30;width:91;height:137;visibility:visible;mso-wrap-style:square;v-text-anchor:top" coordsize="9144,13716" o:gfxdata="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" path="m,l9144,r,13716l,13716,,e" fillcolor="#e3e3e3" stroked="f" strokeweight="0">
+                  <v:stroke miterlimit="83231f" joinstyle="miter"/>
+                  <v:path arrowok="t" textboxrect="0,0,9144,13716"/>
+                </v:shape>
+                <v:shape id="Shape 3993" o:spid="_x0000_s1033" style="position:absolute;top:167;width:91;height:92;visibility:visible;mso-wrap-style:square;v-text-anchor:top" coordsize="9144,9144" o:gfxdata="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" path="m,l9144,r,9144l,9144,,e" fillcolor="#e3e3e3" stroked="f" strokeweight="0">
+                  <v:stroke miterlimit="83231f" joinstyle="miter"/>
+                  <v:path arrowok="t" textboxrect="0,0,9144,9144"/>
+                </v:shape>
+                <v:shape id="Shape 3994" o:spid="_x0000_s1034" style="position:absolute;left:30;top:167;width:68532;height:92;visibility:visible;mso-wrap-style:square;v-text-anchor:top" coordsize="6853174,9144" o:gfxdata="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" path="m,l6853174,r,9144l,9144,,e" fillcolor="#e3e3e3" stroked="f" strokeweight="0">
+                  <v:stroke miterlimit="83231f" joinstyle="miter"/>
+                  <v:path arrowok="t" textboxrect="0,0,6853174,9144"/>
+                </v:shape>
+                <v:shape id="Shape 3995" o:spid="_x0000_s1035" style="position:absolute;left:68562;top:167;width:91;height:92;visibility:visible;mso-wrap-style:square;v-text-anchor:top" coordsize="9144,9144" o:gfxdata="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" path="m,l9144,r,9144l,9144,,e" fillcolor="#e3e3e3" stroked="f" strokeweight="0">
+                  <v:stroke miterlimit="83231f" joinstyle="miter"/>
+                  <v:path arrowok="t" textboxrect="0,0,9144,9144"/>
+                </v:shape>
+                <w10:anchorlock/>
+              </v:group>
+            </w:pict>
+          </mc:Fallback>
+        </mc:AlternateContent>
+      </w:r>
     </w:p>
     <w:p>
       <w:pPr>
@@ -3575,6 +4749,15 @@
       </w:pPr>
       <w:r>
         <w:t xml:space="preserve">release governance. </w:t>
+      </w:r>
+    </w:p>
+    <w:p>
+      <w:pPr>
+        <w:spacing w:after="0" w:line="240" w:lineRule="auto"/>
+        <w:ind w:left="0" w:firstLine="0"/>
+      </w:pPr>
+      <w:r>
+        <w:br w:type="page"/>
       </w:r>
     </w:p>
     <w:p>
@@ -4101,45 +5284,46 @@
               </wp:inline>
             </w:drawing>
           </mc:Choice>
-          <mc:Fallback xmlns:a="http://schemas.openxmlformats.org/drawingml/2006/main">
+          <mc:Fallback>
             <w:pict>
-              <v:group id="Group 3218" style="width:540.1pt;height:1.57001pt;mso-position-horizontal-relative:char;mso-position-vertical-relative:line" coordsize="68592,199">
-                <v:shape id="Shape 3996" style="position:absolute;width:68580;height:196;left:0;top:2;" coordsize="6858000,19685" path="m0,0l6858000,0l6858000,19685l0,19685l0,0">
-                  <v:stroke weight="0pt" endcap="flat" joinstyle="miter" miterlimit="10" on="false" color="#000000" opacity="0"/>
-                  <v:fill on="true" color="#a0a0a0"/>
-                </v:shape>
-                <v:shape id="Shape 3997" style="position:absolute;width:91;height:91;left:0;top:0;" coordsize="9144,9144" path="m0,0l9144,0l9144,9144l0,9144l0,0">
-                  <v:stroke weight="0pt" endcap="flat" joinstyle="miter" miterlimit="10" on="false" color="#000000" opacity="0"/>
-                  <v:fill on="true" color="#a0a0a0"/>
-                </v:shape>
-                <v:shape id="Shape 3998" style="position:absolute;width:68531;height:91;left:30;top:0;" coordsize="6853174,9144" path="m0,0l6853174,0l6853174,9144l0,9144l0,0">
-                  <v:stroke weight="0pt" endcap="flat" joinstyle="miter" miterlimit="10" on="false" color="#000000" opacity="0"/>
-                  <v:fill on="true" color="#a0a0a0"/>
-                </v:shape>
-                <v:shape id="Shape 3999" style="position:absolute;width:91;height:91;left:68562;top:0;" coordsize="9144,9144" path="m0,0l9144,0l9144,9144l0,9144l0,0">
-                  <v:stroke weight="0pt" endcap="flat" joinstyle="miter" miterlimit="10" on="false" color="#000000" opacity="0"/>
-                  <v:fill on="true" color="#a0a0a0"/>
-                </v:shape>
-                <v:shape id="Shape 4000" style="position:absolute;width:91;height:137;left:0;top:30;" coordsize="9144,13716" path="m0,0l9144,0l9144,13716l0,13716l0,0">
-                  <v:stroke weight="0pt" endcap="flat" joinstyle="miter" miterlimit="10" on="false" color="#000000" opacity="0"/>
-                  <v:fill on="true" color="#a0a0a0"/>
-                </v:shape>
-                <v:shape id="Shape 4001" style="position:absolute;width:91;height:137;left:68562;top:30;" coordsize="9144,13716" path="m0,0l9144,0l9144,13716l0,13716l0,0">
-                  <v:stroke weight="0pt" endcap="flat" joinstyle="miter" miterlimit="10" on="false" color="#000000" opacity="0"/>
-                  <v:fill on="true" color="#e3e3e3"/>
-                </v:shape>
-                <v:shape id="Shape 4002" style="position:absolute;width:91;height:91;left:0;top:167;" coordsize="9144,9144" path="m0,0l9144,0l9144,9144l0,9144l0,0">
-                  <v:stroke weight="0pt" endcap="flat" joinstyle="miter" miterlimit="10" on="false" color="#000000" opacity="0"/>
-                  <v:fill on="true" color="#e3e3e3"/>
-                </v:shape>
-                <v:shape id="Shape 4003" style="position:absolute;width:68531;height:91;left:30;top:167;" coordsize="6853174,9144" path="m0,0l6853174,0l6853174,9144l0,9144l0,0">
-                  <v:stroke weight="0pt" endcap="flat" joinstyle="miter" miterlimit="10" on="false" color="#000000" opacity="0"/>
-                  <v:fill on="true" color="#e3e3e3"/>
-                </v:shape>
-                <v:shape id="Shape 4004" style="position:absolute;width:91;height:91;left:68562;top:167;" coordsize="9144,9144" path="m0,0l9144,0l9144,9144l0,9144l0,0">
-                  <v:stroke weight="0pt" endcap="flat" joinstyle="miter" miterlimit="10" on="false" color="#000000" opacity="0"/>
-                  <v:fill on="true" color="#e3e3e3"/>
-                </v:shape>
+              <v:group w14:anchorId="1F09F7D7" id="Group 3218" o:spid="_x0000_s1026" style="width:540.1pt;height:1.55pt;mso-position-horizontal-relative:char;mso-position-vertical-relative:line" coordsize="68592,199" o:gfxdata="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">
+                <v:shape id="Shape 3987" o:spid="_x0000_s1027" style="position:absolute;top:2;width:68580;height:197;visibility:visible;mso-wrap-style:square;v-text-anchor:top" coordsize="6858000,19685" o:gfxdata="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" path="m,l6858000,r,19685l,19685,,e" fillcolor="#a0a0a0" stroked="f" strokeweight="0">
+                  <v:stroke miterlimit="83231f" joinstyle="miter"/>
+                  <v:path arrowok="t" textboxrect="0,0,6858000,19685"/>
+                </v:shape>
+                <v:shape id="Shape 3988" o:spid="_x0000_s1028" style="position:absolute;width:91;height:91;visibility:visible;mso-wrap-style:square;v-text-anchor:top" coordsize="9144,9144" o:gfxdata="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" path="m,l9144,r,9144l,9144,,e" fillcolor="#a0a0a0" stroked="f" strokeweight="0">
+                  <v:stroke miterlimit="83231f" joinstyle="miter"/>
+                  <v:path arrowok="t" textboxrect="0,0,9144,9144"/>
+                </v:shape>
+                <v:shape id="Shape 3989" o:spid="_x0000_s1029" style="position:absolute;left:30;width:68532;height:91;visibility:visible;mso-wrap-style:square;v-text-anchor:top" coordsize="6853174,9144" o:gfxdata="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" path="m,l6853174,r,9144l,9144,,e" fillcolor="#a0a0a0" stroked="f" strokeweight="0">
+                  <v:stroke miterlimit="83231f" joinstyle="miter"/>
+                  <v:path arrowok="t" textboxrect="0,0,6853174,9144"/>
+                </v:shape>
+                <v:shape id="Shape 3990" o:spid="_x0000_s1030" style="position:absolute;left:68562;width:91;height:91;visibility:visible;mso-wrap-style:square;v-text-anchor:top" coordsize="9144,9144" o:gfxdata="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" path="m,l9144,r,9144l,9144,,e" fillcolor="#a0a0a0" stroked="f" strokeweight="0">
+                  <v:stroke miterlimit="83231f" joinstyle="miter"/>
+                  <v:path arrowok="t" textboxrect="0,0,9144,9144"/>
+                </v:shape>
+                <v:shape id="Shape 3991" o:spid="_x0000_s1031" style="position:absolute;top:30;width:91;height:137;visibility:visible;mso-wrap-style:square;v-text-anchor:top" coordsize="9144,13716" o:gfxdata="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" path="m,l9144,r,13716l,13716,,e" fillcolor="#a0a0a0" stroked="f" strokeweight="0">
+                  <v:stroke miterlimit="83231f" joinstyle="miter"/>
+                  <v:path arrowok="t" textboxrect="0,0,9144,13716"/>
+                </v:shape>
+                <v:shape id="Shape 3992" o:spid="_x0000_s1032" style="position:absolute;left:68562;top:30;width:91;height:137;visibility:visible;mso-wrap-style:square;v-text-anchor:top" coordsize="9144,13716" o:gfxdata="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" path="m,l9144,r,13716l,13716,,e" fillcolor="#e3e3e3" stroked="f" strokeweight="0">
+                  <v:stroke miterlimit="83231f" joinstyle="miter"/>
+                  <v:path arrowok="t" textboxrect="0,0,9144,13716"/>
+                </v:shape>
+                <v:shape id="Shape 3993" o:spid="_x0000_s1033" style="position:absolute;top:167;width:91;height:92;visibility:visible;mso-wrap-style:square;v-text-anchor:top" coordsize="9144,9144" o:gfxdata="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" path="m,l9144,r,9144l,9144,,e" fillcolor="#e3e3e3" stroked="f" strokeweight="0">
+                  <v:stroke miterlimit="83231f" joinstyle="miter"/>
+                  <v:path arrowok="t" textboxrect="0,0,9144,9144"/>
+                </v:shape>
+                <v:shape id="Shape 3994" o:spid="_x0000_s1034" style="position:absolute;left:30;top:167;width:68532;height:92;visibility:visible;mso-wrap-style:square;v-text-anchor:top" coordsize="6853174,9144" o:gfxdata="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" path="m,l6853174,r,9144l,9144,,e" fillcolor="#e3e3e3" stroked="f" strokeweight="0">
+                  <v:stroke miterlimit="83231f" joinstyle="miter"/>
+                  <v:path arrowok="t" textboxrect="0,0,6853174,9144"/>
+                </v:shape>
+                <v:shape id="Shape 3995" o:spid="_x0000_s1035" style="position:absolute;left:68562;top:167;width:91;height:92;visibility:visible;mso-wrap-style:square;v-text-anchor:top" coordsize="9144,9144" o:gfxdata="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" path="m,l9144,r,9144l,9144,,e" fillcolor="#e3e3e3" stroked="f" strokeweight="0">
+                  <v:stroke miterlimit="83231f" joinstyle="miter"/>
+                  <v:path arrowok="t" textboxrect="0,0,9144,9144"/>
+                </v:shape>
+                <w10:anchorlock/>
               </v:group>
             </w:pict>
           </mc:Fallback>
@@ -4772,45 +5956,46 @@
               </wp:inline>
             </w:drawing>
           </mc:Choice>
-          <mc:Fallback xmlns:a="http://schemas.openxmlformats.org/drawingml/2006/main">
+          <mc:Fallback>
             <w:pict>
-              <v:group id="Group 3219" style="width:540.1pt;height:1.59998pt;mso-position-horizontal-relative:char;mso-position-vertical-relative:line" coordsize="68592,203">
-                <v:shape id="Shape 4014" style="position:absolute;width:68580;height:203;left:0;top:0;" coordsize="6858000,20320" path="m0,0l6858000,0l6858000,20320l0,20320l0,0">
-                  <v:stroke weight="0pt" endcap="flat" joinstyle="miter" miterlimit="10" on="false" color="#000000" opacity="0"/>
-                  <v:fill on="true" color="#a0a0a0"/>
-                </v:shape>
-                <v:shape id="Shape 4015" style="position:absolute;width:91;height:91;left:0;top:5;" coordsize="9144,9144" path="m0,0l9144,0l9144,9144l0,9144l0,0">
-                  <v:stroke weight="0pt" endcap="flat" joinstyle="miter" miterlimit="10" on="false" color="#000000" opacity="0"/>
-                  <v:fill on="true" color="#a0a0a0"/>
-                </v:shape>
-                <v:shape id="Shape 4016" style="position:absolute;width:68531;height:91;left:30;top:5;" coordsize="6853174,9144" path="m0,0l6853174,0l6853174,9144l0,9144l0,0">
-                  <v:stroke weight="0pt" endcap="flat" joinstyle="miter" miterlimit="10" on="false" color="#000000" opacity="0"/>
-                  <v:fill on="true" color="#a0a0a0"/>
-                </v:shape>
-                <v:shape id="Shape 4017" style="position:absolute;width:91;height:91;left:68562;top:5;" coordsize="9144,9144" path="m0,0l9144,0l9144,9144l0,9144l0,0">
-                  <v:stroke weight="0pt" endcap="flat" joinstyle="miter" miterlimit="10" on="false" color="#000000" opacity="0"/>
-                  <v:fill on="true" color="#a0a0a0"/>
-                </v:shape>
-                <v:shape id="Shape 4018" style="position:absolute;width:91;height:137;left:0;top:35;" coordsize="9144,13716" path="m0,0l9144,0l9144,13716l0,13716l0,0">
-                  <v:stroke weight="0pt" endcap="flat" joinstyle="miter" miterlimit="10" on="false" color="#000000" opacity="0"/>
-                  <v:fill on="true" color="#a0a0a0"/>
-                </v:shape>
-                <v:shape id="Shape 4019" style="position:absolute;width:91;height:137;left:68562;top:35;" coordsize="9144,13716" path="m0,0l9144,0l9144,13716l0,13716l0,0">
-                  <v:stroke weight="0pt" endcap="flat" joinstyle="miter" miterlimit="10" on="false" color="#000000" opacity="0"/>
-                  <v:fill on="true" color="#e3e3e3"/>
-                </v:shape>
-                <v:shape id="Shape 4020" style="position:absolute;width:91;height:91;left:0;top:172;" coordsize="9144,9144" path="m0,0l9144,0l9144,9144l0,9144l0,0">
-                  <v:stroke weight="0pt" endcap="flat" joinstyle="miter" miterlimit="10" on="false" color="#000000" opacity="0"/>
-                  <v:fill on="true" color="#e3e3e3"/>
-                </v:shape>
-                <v:shape id="Shape 4021" style="position:absolute;width:68531;height:91;left:30;top:172;" coordsize="6853174,9144" path="m0,0l6853174,0l6853174,9144l0,9144l0,0">
-                  <v:stroke weight="0pt" endcap="flat" joinstyle="miter" miterlimit="10" on="false" color="#000000" opacity="0"/>
-                  <v:fill on="true" color="#e3e3e3"/>
-                </v:shape>
-                <v:shape id="Shape 4022" style="position:absolute;width:91;height:91;left:68562;top:172;" coordsize="9144,9144" path="m0,0l9144,0l9144,9144l0,9144l0,0">
-                  <v:stroke weight="0pt" endcap="flat" joinstyle="miter" miterlimit="10" on="false" color="#000000" opacity="0"/>
-                  <v:fill on="true" color="#e3e3e3"/>
-                </v:shape>
+              <v:group w14:anchorId="056B3CB0" id="Group 3219" o:spid="_x0000_s1026" style="width:540.1pt;height:1.6pt;mso-position-horizontal-relative:char;mso-position-vertical-relative:line" coordsize="68592,203" o:gfxdata="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">
+                <v:shape id="Shape 4005" o:spid="_x0000_s1027" style="position:absolute;width:68580;height:203;visibility:visible;mso-wrap-style:square;v-text-anchor:top" coordsize="6858000,20320" o:gfxdata="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" path="m,l6858000,r,20320l,20320,,e" fillcolor="#a0a0a0" stroked="f" strokeweight="0">
+                  <v:stroke miterlimit="83231f" joinstyle="miter"/>
+                  <v:path arrowok="t" textboxrect="0,0,6858000,20320"/>
+                </v:shape>
+                <v:shape id="Shape 4006" o:spid="_x0000_s1028" style="position:absolute;top:5;width:91;height:91;visibility:visible;mso-wrap-style:square;v-text-anchor:top" coordsize="9144,9144" o:gfxdata="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" path="m,l9144,r,9144l,9144,,e" fillcolor="#a0a0a0" stroked="f" strokeweight="0">
+                  <v:stroke miterlimit="83231f" joinstyle="miter"/>
+                  <v:path arrowok="t" textboxrect="0,0,9144,9144"/>
+                </v:shape>
+                <v:shape id="Shape 4007" o:spid="_x0000_s1029" style="position:absolute;left:30;top:5;width:68532;height:91;visibility:visible;mso-wrap-style:square;v-text-anchor:top" coordsize="6853174,9144" o:gfxdata="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" path="m,l6853174,r,9144l,9144,,e" fillcolor="#a0a0a0" stroked="f" strokeweight="0">
+                  <v:stroke miterlimit="83231f" joinstyle="miter"/>
+                  <v:path arrowok="t" textboxrect="0,0,6853174,9144"/>
+                </v:shape>
+                <v:shape id="Shape 4008" o:spid="_x0000_s1030" style="position:absolute;left:68562;top:5;width:91;height:91;visibility:visible;mso-wrap-style:square;v-text-anchor:top" coordsize="9144,9144" o:gfxdata="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" path="m,l9144,r,9144l,9144,,e" fillcolor="#a0a0a0" stroked="f" strokeweight="0">
+                  <v:stroke miterlimit="83231f" joinstyle="miter"/>
+                  <v:path arrowok="t" textboxrect="0,0,9144,9144"/>
+                </v:shape>
+                <v:shape id="Shape 4009" o:spid="_x0000_s1031" style="position:absolute;top:35;width:91;height:137;visibility:visible;mso-wrap-style:square;v-text-anchor:top" coordsize="9144,13716" o:gfxdata="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" path="m,l9144,r,13716l,13716,,e" fillcolor="#a0a0a0" stroked="f" strokeweight="0">
+                  <v:stroke miterlimit="83231f" joinstyle="miter"/>
+                  <v:path arrowok="t" textboxrect="0,0,9144,13716"/>
+                </v:shape>
+                <v:shape id="Shape 4010" o:spid="_x0000_s1032" style="position:absolute;left:68562;top:35;width:91;height:137;visibility:visible;mso-wrap-style:square;v-text-anchor:top" coordsize="9144,13716" o:gfxdata="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" path="m,l9144,r,13716l,13716,,e" fillcolor="#e3e3e3" stroked="f" strokeweight="0">
+                  <v:stroke miterlimit="83231f" joinstyle="miter"/>
+                  <v:path arrowok="t" textboxrect="0,0,9144,13716"/>
+                </v:shape>
+                <v:shape id="Shape 4011" o:spid="_x0000_s1033" style="position:absolute;top:172;width:91;height:92;visibility:visible;mso-wrap-style:square;v-text-anchor:top" coordsize="9144,9144" o:gfxdata="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" path="m,l9144,r,9144l,9144,,e" fillcolor="#e3e3e3" stroked="f" strokeweight="0">
+                  <v:stroke miterlimit="83231f" joinstyle="miter"/>
+                  <v:path arrowok="t" textboxrect="0,0,9144,9144"/>
+                </v:shape>
+                <v:shape id="Shape 4012" o:spid="_x0000_s1034" style="position:absolute;left:30;top:172;width:68532;height:92;visibility:visible;mso-wrap-style:square;v-text-anchor:top" coordsize="6853174,9144" o:gfxdata="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" path="m,l6853174,r,9144l,9144,,e" fillcolor="#e3e3e3" stroked="f" strokeweight="0">
+                  <v:stroke miterlimit="83231f" joinstyle="miter"/>
+                  <v:path arrowok="t" textboxrect="0,0,6853174,9144"/>
+                </v:shape>
+                <v:shape id="Shape 4013" o:spid="_x0000_s1035" style="position:absolute;left:68562;top:172;width:91;height:92;visibility:visible;mso-wrap-style:square;v-text-anchor:top" coordsize="9144,9144" o:gfxdata="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" path="m,l9144,r,9144l,9144,,e" fillcolor="#e3e3e3" stroked="f" strokeweight="0">
+                  <v:stroke miterlimit="83231f" joinstyle="miter"/>
+                  <v:path arrowok="t" textboxrect="0,0,9144,9144"/>
+                </v:shape>
+                <w10:anchorlock/>
               </v:group>
             </w:pict>
           </mc:Fallback>
@@ -4896,7 +6081,6 @@
         <w:ind w:right="70" w:hanging="360"/>
       </w:pPr>
       <w:r>
-        <w:lastRenderedPageBreak/>
         <w:t xml:space="preserve">Ensured cross-functional design integration (electrical, mechanical, firmware, software) for complex diagnostic systems. </w:t>
       </w:r>
     </w:p>
@@ -5024,6 +6208,15 @@
       </w:pPr>
       <w:r>
         <w:t xml:space="preserve">Authored technical manuals and enhanced field support tools for midline hematology platforms. </w:t>
+      </w:r>
+    </w:p>
+    <w:p>
+      <w:pPr>
+        <w:spacing w:after="0" w:line="240" w:lineRule="auto"/>
+        <w:ind w:left="0" w:firstLine="0"/>
+      </w:pPr>
+      <w:r>
+        <w:br w:type="page"/>
       </w:r>
     </w:p>
     <w:p>
@@ -5550,45 +6743,46 @@
               </wp:inline>
             </w:drawing>
           </mc:Choice>
-          <mc:Fallback xmlns:a="http://schemas.openxmlformats.org/drawingml/2006/main">
+          <mc:Fallback>
             <w:pict>
-              <v:group id="Group 3220" style="width:540.1pt;height:1.65991pt;mso-position-horizontal-relative:char;mso-position-vertical-relative:line" coordsize="68592,210">
-                <v:shape id="Shape 4032" style="position:absolute;width:68580;height:196;left:0;top:0;" coordsize="6858000,19684" path="m0,0l6858000,0l6858000,19684l0,19684l0,0">
-                  <v:stroke weight="0pt" endcap="flat" joinstyle="miter" miterlimit="10" on="false" color="#000000" opacity="0"/>
-                  <v:fill on="true" color="#a0a0a0"/>
-                </v:shape>
-                <v:shape id="Shape 4033" style="position:absolute;width:91;height:91;left:0;top:12;" coordsize="9144,9144" path="m0,0l9144,0l9144,9144l0,9144l0,0">
-                  <v:stroke weight="0pt" endcap="flat" joinstyle="miter" miterlimit="10" on="false" color="#000000" opacity="0"/>
-                  <v:fill on="true" color="#a0a0a0"/>
-                </v:shape>
-                <v:shape id="Shape 4034" style="position:absolute;width:68531;height:91;left:30;top:12;" coordsize="6853174,9144" path="m0,0l6853174,0l6853174,9144l0,9144l0,0">
-                  <v:stroke weight="0pt" endcap="flat" joinstyle="miter" miterlimit="10" on="false" color="#000000" opacity="0"/>
-                  <v:fill on="true" color="#a0a0a0"/>
-                </v:shape>
-                <v:shape id="Shape 4035" style="position:absolute;width:91;height:91;left:68562;top:12;" coordsize="9144,9144" path="m0,0l9144,0l9144,9144l0,9144l0,0">
-                  <v:stroke weight="0pt" endcap="flat" joinstyle="miter" miterlimit="10" on="false" color="#000000" opacity="0"/>
-                  <v:fill on="true" color="#a0a0a0"/>
-                </v:shape>
-                <v:shape id="Shape 4036" style="position:absolute;width:91;height:137;left:0;top:43;" coordsize="9144,13716" path="m0,0l9144,0l9144,13716l0,13716l0,0">
-                  <v:stroke weight="0pt" endcap="flat" joinstyle="miter" miterlimit="10" on="false" color="#000000" opacity="0"/>
-                  <v:fill on="true" color="#a0a0a0"/>
-                </v:shape>
-                <v:shape id="Shape 4037" style="position:absolute;width:91;height:137;left:68562;top:43;" coordsize="9144,13716" path="m0,0l9144,0l9144,13716l0,13716l0,0">
-                  <v:stroke weight="0pt" endcap="flat" joinstyle="miter" miterlimit="10" on="false" color="#000000" opacity="0"/>
-                  <v:fill on="true" color="#e3e3e3"/>
-                </v:shape>
-                <v:shape id="Shape 4038" style="position:absolute;width:91;height:91;left:0;top:180;" coordsize="9144,9144" path="m0,0l9144,0l9144,9144l0,9144l0,0">
-                  <v:stroke weight="0pt" endcap="flat" joinstyle="miter" miterlimit="10" on="false" color="#000000" opacity="0"/>
-                  <v:fill on="true" color="#e3e3e3"/>
-                </v:shape>
-                <v:shape id="Shape 4039" style="position:absolute;width:68531;height:91;left:30;top:180;" coordsize="6853174,9144" path="m0,0l6853174,0l6853174,9144l0,9144l0,0">
-                  <v:stroke weight="0pt" endcap="flat" joinstyle="miter" miterlimit="10" on="false" color="#000000" opacity="0"/>
-                  <v:fill on="true" color="#e3e3e3"/>
-                </v:shape>
-                <v:shape id="Shape 4040" style="position:absolute;width:91;height:91;left:68562;top:180;" coordsize="9144,9144" path="m0,0l9144,0l9144,9144l0,9144l0,0">
-                  <v:stroke weight="0pt" endcap="flat" joinstyle="miter" miterlimit="10" on="false" color="#000000" opacity="0"/>
-                  <v:fill on="true" color="#e3e3e3"/>
-                </v:shape>
+              <v:group w14:anchorId="1C091024" id="Group 3220" o:spid="_x0000_s1026" style="width:540.1pt;height:1.65pt;mso-position-horizontal-relative:char;mso-position-vertical-relative:line" coordsize="68592,210" o:gfxdata="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">
+                <v:shape id="Shape 4023" o:spid="_x0000_s1027" style="position:absolute;width:68580;height:196;visibility:visible;mso-wrap-style:square;v-text-anchor:top" coordsize="6858000,19684" o:gfxdata="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" path="m,l6858000,r,19684l,19684,,e" fillcolor="#a0a0a0" stroked="f" strokeweight="0">
+                  <v:stroke miterlimit="83231f" joinstyle="miter"/>
+                  <v:path arrowok="t" textboxrect="0,0,6858000,19684"/>
+                </v:shape>
+                <v:shape id="Shape 4024" o:spid="_x0000_s1028" style="position:absolute;top:12;width:91;height:92;visibility:visible;mso-wrap-style:square;v-text-anchor:top" coordsize="9144,9144" o:gfxdata="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" path="m,l9144,r,9144l,9144,,e" fillcolor="#a0a0a0" stroked="f" strokeweight="0">
+                  <v:stroke miterlimit="83231f" joinstyle="miter"/>
+                  <v:path arrowok="t" textboxrect="0,0,9144,9144"/>
+                </v:shape>
+                <v:shape id="Shape 4025" o:spid="_x0000_s1029" style="position:absolute;left:30;top:12;width:68532;height:92;visibility:visible;mso-wrap-style:square;v-text-anchor:top" coordsize="6853174,9144" o:gfxdata="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" path="m,l6853174,r,9144l,9144,,e" fillcolor="#a0a0a0" stroked="f" strokeweight="0">
+                  <v:stroke miterlimit="83231f" joinstyle="miter"/>
+                  <v:path arrowok="t" textboxrect="0,0,6853174,9144"/>
+                </v:shape>
+                <v:shape id="Shape 4026" o:spid="_x0000_s1030" style="position:absolute;left:68562;top:12;width:91;height:92;visibility:visible;mso-wrap-style:square;v-text-anchor:top" coordsize="9144,9144" o:gfxdata="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" path="m,l9144,r,9144l,9144,,e" fillcolor="#a0a0a0" stroked="f" strokeweight="0">
+                  <v:stroke miterlimit="83231f" joinstyle="miter"/>
+                  <v:path arrowok="t" textboxrect="0,0,9144,9144"/>
+                </v:shape>
+                <v:shape id="Shape 4027" o:spid="_x0000_s1031" style="position:absolute;top:43;width:91;height:137;visibility:visible;mso-wrap-style:square;v-text-anchor:top" coordsize="9144,13716" o:gfxdata="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" path="m,l9144,r,13716l,13716,,e" fillcolor="#a0a0a0" stroked="f" strokeweight="0">
+                  <v:stroke miterlimit="83231f" joinstyle="miter"/>
+                  <v:path arrowok="t" textboxrect="0,0,9144,13716"/>
+                </v:shape>
+                <v:shape id="Shape 4028" o:spid="_x0000_s1032" style="position:absolute;left:68562;top:43;width:91;height:137;visibility:visible;mso-wrap-style:square;v-text-anchor:top" coordsize="9144,13716" o:gfxdata="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" path="m,l9144,r,13716l,13716,,e" fillcolor="#e3e3e3" stroked="f" strokeweight="0">
+                  <v:stroke miterlimit="83231f" joinstyle="miter"/>
+                  <v:path arrowok="t" textboxrect="0,0,9144,13716"/>
+                </v:shape>
+                <v:shape id="Shape 4029" o:spid="_x0000_s1033" style="position:absolute;top:180;width:91;height:91;visibility:visible;mso-wrap-style:square;v-text-anchor:top" coordsize="9144,9144" o:gfxdata="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" path="m,l9144,r,9144l,9144,,e" fillcolor="#e3e3e3" stroked="f" strokeweight="0">
+                  <v:stroke miterlimit="83231f" joinstyle="miter"/>
+                  <v:path arrowok="t" textboxrect="0,0,9144,9144"/>
+                </v:shape>
+                <v:shape id="Shape 4030" o:spid="_x0000_s1034" style="position:absolute;left:30;top:180;width:68532;height:91;visibility:visible;mso-wrap-style:square;v-text-anchor:top" coordsize="6853174,9144" o:gfxdata="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" path="m,l6853174,r,9144l,9144,,e" fillcolor="#e3e3e3" stroked="f" strokeweight="0">
+                  <v:stroke miterlimit="83231f" joinstyle="miter"/>
+                  <v:path arrowok="t" textboxrect="0,0,6853174,9144"/>
+                </v:shape>
+                <v:shape id="Shape 4031" o:spid="_x0000_s1035" style="position:absolute;left:68562;top:180;width:91;height:91;visibility:visible;mso-wrap-style:square;v-text-anchor:top" coordsize="9144,9144" o:gfxdata="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" path="m,l9144,r,9144l,9144,,e" fillcolor="#e3e3e3" stroked="f" strokeweight="0">
+                  <v:stroke miterlimit="83231f" joinstyle="miter"/>
+                  <v:path arrowok="t" textboxrect="0,0,9144,9144"/>
+                </v:shape>
+                <w10:anchorlock/>
               </v:group>
             </w:pict>
           </mc:Fallback>
@@ -6235,45 +7429,46 @@
               </wp:inline>
             </w:drawing>
           </mc:Choice>
-          <mc:Fallback xmlns:a="http://schemas.openxmlformats.org/drawingml/2006/main">
+          <mc:Fallback>
             <w:pict>
-              <v:group id="Group 3156" style="width:540.1pt;height:1.59998pt;mso-position-horizontal-relative:char;mso-position-vertical-relative:line" coordsize="68592,203">
-                <v:shape id="Shape 4050" style="position:absolute;width:68580;height:203;left:0;top:0;" coordsize="6858000,20320" path="m0,0l6858000,0l6858000,20320l0,20320l0,0">
-                  <v:stroke weight="0pt" endcap="flat" joinstyle="miter" miterlimit="10" on="false" color="#000000" opacity="0"/>
-                  <v:fill on="true" color="#a0a0a0"/>
-                </v:shape>
-                <v:shape id="Shape 4051" style="position:absolute;width:91;height:91;left:0;top:2;" coordsize="9144,9144" path="m0,0l9144,0l9144,9144l0,9144l0,0">
-                  <v:stroke weight="0pt" endcap="flat" joinstyle="miter" miterlimit="10" on="false" color="#000000" opacity="0"/>
-                  <v:fill on="true" color="#a0a0a0"/>
-                </v:shape>
-                <v:shape id="Shape 4052" style="position:absolute;width:68531;height:91;left:30;top:2;" coordsize="6853174,9144" path="m0,0l6853174,0l6853174,9144l0,9144l0,0">
-                  <v:stroke weight="0pt" endcap="flat" joinstyle="miter" miterlimit="10" on="false" color="#000000" opacity="0"/>
-                  <v:fill on="true" color="#a0a0a0"/>
-                </v:shape>
-                <v:shape id="Shape 4053" style="position:absolute;width:91;height:91;left:68562;top:2;" coordsize="9144,9144" path="m0,0l9144,0l9144,9144l0,9144l0,0">
-                  <v:stroke weight="0pt" endcap="flat" joinstyle="miter" miterlimit="10" on="false" color="#000000" opacity="0"/>
-                  <v:fill on="true" color="#a0a0a0"/>
-                </v:shape>
-                <v:shape id="Shape 4054" style="position:absolute;width:91;height:137;left:0;top:33;" coordsize="9144,13716" path="m0,0l9144,0l9144,13716l0,13716l0,0">
-                  <v:stroke weight="0pt" endcap="flat" joinstyle="miter" miterlimit="10" on="false" color="#000000" opacity="0"/>
-                  <v:fill on="true" color="#a0a0a0"/>
-                </v:shape>
-                <v:shape id="Shape 4055" style="position:absolute;width:91;height:137;left:68562;top:33;" coordsize="9144,13716" path="m0,0l9144,0l9144,13716l0,13716l0,0">
-                  <v:stroke weight="0pt" endcap="flat" joinstyle="miter" miterlimit="10" on="false" color="#000000" opacity="0"/>
-                  <v:fill on="true" color="#e3e3e3"/>
-                </v:shape>
-                <v:shape id="Shape 4056" style="position:absolute;width:91;height:91;left:0;top:170;" coordsize="9144,9144" path="m0,0l9144,0l9144,9144l0,9144l0,0">
-                  <v:stroke weight="0pt" endcap="flat" joinstyle="miter" miterlimit="10" on="false" color="#000000" opacity="0"/>
-                  <v:fill on="true" color="#e3e3e3"/>
-                </v:shape>
-                <v:shape id="Shape 4057" style="position:absolute;width:68531;height:91;left:30;top:170;" coordsize="6853174,9144" path="m0,0l6853174,0l6853174,9144l0,9144l0,0">
-                  <v:stroke weight="0pt" endcap="flat" joinstyle="miter" miterlimit="10" on="false" color="#000000" opacity="0"/>
-                  <v:fill on="true" color="#e3e3e3"/>
-                </v:shape>
-                <v:shape id="Shape 4058" style="position:absolute;width:91;height:91;left:68562;top:170;" coordsize="9144,9144" path="m0,0l9144,0l9144,9144l0,9144l0,0">
-                  <v:stroke weight="0pt" endcap="flat" joinstyle="miter" miterlimit="10" on="false" color="#000000" opacity="0"/>
-                  <v:fill on="true" color="#e3e3e3"/>
-                </v:shape>
+              <v:group w14:anchorId="64C74CFF" id="Group 3156" o:spid="_x0000_s1026" style="width:540.1pt;height:1.6pt;mso-position-horizontal-relative:char;mso-position-vertical-relative:line" coordsize="68592,203" o:gfxdata="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">
+                <v:shape id="Shape 4041" o:spid="_x0000_s1027" style="position:absolute;width:68580;height:203;visibility:visible;mso-wrap-style:square;v-text-anchor:top" coordsize="6858000,20320" o:gfxdata="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" path="m,l6858000,r,20320l,20320,,e" fillcolor="#a0a0a0" stroked="f" strokeweight="0">
+                  <v:stroke miterlimit="83231f" joinstyle="miter"/>
+                  <v:path arrowok="t" textboxrect="0,0,6858000,20320"/>
+                </v:shape>
+                <v:shape id="Shape 4042" o:spid="_x0000_s1028" style="position:absolute;top:2;width:91;height:91;visibility:visible;mso-wrap-style:square;v-text-anchor:top" coordsize="9144,9144" o:gfxdata="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" path="m,l9144,r,9144l,9144,,e" fillcolor="#a0a0a0" stroked="f" strokeweight="0">
+                  <v:stroke miterlimit="83231f" joinstyle="miter"/>
+                  <v:path arrowok="t" textboxrect="0,0,9144,9144"/>
+                </v:shape>
+                <v:shape id="Shape 4043" o:spid="_x0000_s1029" style="position:absolute;left:30;top:2;width:68532;height:91;visibility:visible;mso-wrap-style:square;v-text-anchor:top" coordsize="6853174,9144" o:gfxdata="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" path="m,l6853174,r,9144l,9144,,e" fillcolor="#a0a0a0" stroked="f" strokeweight="0">
+                  <v:stroke miterlimit="83231f" joinstyle="miter"/>
+                  <v:path arrowok="t" textboxrect="0,0,6853174,9144"/>
+                </v:shape>
+                <v:shape id="Shape 4044" o:spid="_x0000_s1030" style="position:absolute;left:68562;top:2;width:91;height:91;visibility:visible;mso-wrap-style:square;v-text-anchor:top" coordsize="9144,9144" o:gfxdata="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" path="m,l9144,r,9144l,9144,,e" fillcolor="#a0a0a0" stroked="f" strokeweight="0">
+                  <v:stroke miterlimit="83231f" joinstyle="miter"/>
+                  <v:path arrowok="t" textboxrect="0,0,9144,9144"/>
+                </v:shape>
+                <v:shape id="Shape 4045" o:spid="_x0000_s1031" style="position:absolute;top:33;width:91;height:137;visibility:visible;mso-wrap-style:square;v-text-anchor:top" coordsize="9144,13716" o:gfxdata="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" path="m,l9144,r,13716l,13716,,e" fillcolor="#a0a0a0" stroked="f" strokeweight="0">
+                  <v:stroke miterlimit="83231f" joinstyle="miter"/>
+                  <v:path arrowok="t" textboxrect="0,0,9144,13716"/>
+                </v:shape>
+                <v:shape id="Shape 4046" o:spid="_x0000_s1032" style="position:absolute;left:68562;top:33;width:91;height:137;visibility:visible;mso-wrap-style:square;v-text-anchor:top" coordsize="9144,13716" o:gfxdata="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" path="m,l9144,r,13716l,13716,,e" fillcolor="#e3e3e3" stroked="f" strokeweight="0">
+                  <v:stroke miterlimit="83231f" joinstyle="miter"/>
+                  <v:path arrowok="t" textboxrect="0,0,9144,13716"/>
+                </v:shape>
+                <v:shape id="Shape 4047" o:spid="_x0000_s1033" style="position:absolute;top:170;width:91;height:91;visibility:visible;mso-wrap-style:square;v-text-anchor:top" coordsize="9144,9144" o:gfxdata="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" path="m,l9144,r,9144l,9144,,e" fillcolor="#e3e3e3" stroked="f" strokeweight="0">
+                  <v:stroke miterlimit="83231f" joinstyle="miter"/>
+                  <v:path arrowok="t" textboxrect="0,0,9144,9144"/>
+                </v:shape>
+                <v:shape id="Shape 4048" o:spid="_x0000_s1034" style="position:absolute;left:30;top:170;width:68532;height:91;visibility:visible;mso-wrap-style:square;v-text-anchor:top" coordsize="6853174,9144" o:gfxdata="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" path="m,l6853174,r,9144l,9144,,e" fillcolor="#e3e3e3" stroked="f" strokeweight="0">
+                  <v:stroke miterlimit="83231f" joinstyle="miter"/>
+                  <v:path arrowok="t" textboxrect="0,0,6853174,9144"/>
+                </v:shape>
+                <v:shape id="Shape 4049" o:spid="_x0000_s1035" style="position:absolute;left:68562;top:170;width:91;height:91;visibility:visible;mso-wrap-style:square;v-text-anchor:top" coordsize="9144,9144" o:gfxdata="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" path="m,l9144,r,9144l,9144,,e" fillcolor="#e3e3e3" stroked="f" strokeweight="0">
+                  <v:stroke miterlimit="83231f" joinstyle="miter"/>
+                  <v:path arrowok="t" textboxrect="0,0,9144,9144"/>
+                </v:shape>
+                <w10:anchorlock/>
               </v:group>
             </w:pict>
           </mc:Fallback>
@@ -6387,23 +7582,11 @@
         <w:t>Technical Strengths:</w:t>
       </w:r>
       <w:r>
-        <w:t xml:space="preserve"> Diagnostic systems, firmware/hardware/software integration, regulated </w:t>
-      </w:r>
-    </w:p>
-    <w:p>
-      <w:pPr>
-        <w:spacing w:after="8"/>
-        <w:ind w:left="730" w:right="70"/>
-      </w:pPr>
-      <w:r>
-        <w:t xml:space="preserve">development (IVD, FDA, ISO) </w:t>
-      </w:r>
-    </w:p>
-    <w:p>
-      <w:pPr>
-        <w:spacing w:after="8"/>
-        <w:ind w:left="730" w:right="70"/>
-      </w:pPr>
+        <w:t xml:space="preserve"> </w:t>
+      </w:r>
+      <w:r>
+        <w:t>Nanoscale particle detection instrumentation, diagnostic systems, firmware/hardware/software integration, regulated development (IVD, FDA, ISO)</w:t>
+      </w:r>
     </w:p>
     <w:p>
       <w:pPr>
@@ -6891,7 +8074,7 @@
   <w:abstractNum w:abstractNumId="2" w15:restartNumberingAfterBreak="0">
     <w:nsid w:val="4DEC1B4D"/>
     <w:multiLevelType w:val="hybridMultilevel"/>
-    <w:tmpl w:val="FF982CB2"/>
+    <w:tmpl w:val="85E670B0"/>
     <w:lvl w:ilvl="0" w:tplc="04090001">
       <w:start w:val="1"/>
       <w:numFmt w:val="bullet"/>
@@ -7441,6 +8624,7 @@
   <w:style w:type="character" w:default="1" w:styleId="DefaultParagraphFont">
     <w:name w:val="Default Paragraph Font"/>
     <w:uiPriority w:val="1"/>
+    <w:semiHidden/>
     <w:unhideWhenUsed/>
   </w:style>
   <w:style w:type="table" w:default="1" w:styleId="TableNormal">
@@ -7516,6 +8700,43 @@
     <w:semiHidden/>
     <w:unhideWhenUsed/>
     <w:rsid w:val="00172D55"/>
+  </w:style>
+  <w:style w:type="paragraph" w:styleId="PlainText">
+    <w:name w:val="Plain Text"/>
+    <w:basedOn w:val="Normal"/>
+    <w:link w:val="PlainTextChar"/>
+    <w:uiPriority w:val="99"/>
+    <w:semiHidden/>
+    <w:unhideWhenUsed/>
+    <w:rsid w:val="001F445F"/>
+    <w:pPr>
+      <w:spacing w:after="0" w:line="240" w:lineRule="auto"/>
+      <w:ind w:left="0" w:firstLine="0"/>
+    </w:pPr>
+    <w:rPr>
+      <w:rFonts w:ascii="Consolas" w:eastAsiaTheme="minorHAnsi" w:hAnsi="Consolas" w:cstheme="minorBidi"/>
+      <w:color w:val="auto"/>
+      <w:kern w:val="2"/>
+      <w:sz w:val="21"/>
+      <w:szCs w:val="21"/>
+      <w:lang w:bidi="ar-SA"/>
+      <w14:ligatures w14:val="standardContextual"/>
+    </w:rPr>
+  </w:style>
+  <w:style w:type="character" w:customStyle="1" w:styleId="PlainTextChar">
+    <w:name w:val="Plain Text Char"/>
+    <w:basedOn w:val="DefaultParagraphFont"/>
+    <w:link w:val="PlainText"/>
+    <w:uiPriority w:val="99"/>
+    <w:semiHidden/>
+    <w:rsid w:val="001F445F"/>
+    <w:rPr>
+      <w:rFonts w:ascii="Consolas" w:eastAsiaTheme="minorHAnsi" w:hAnsi="Consolas"/>
+      <w:kern w:val="2"/>
+      <w:sz w:val="21"/>
+      <w:szCs w:val="21"/>
+      <w14:ligatures w14:val="standardContextual"/>
+    </w:rPr>
   </w:style>
 </w:styles>
 </file>
